--- a/MODUL AJAR/MA MTK/BAB 2 - MA Matematika Kls 1.docx
+++ b/MODUL AJAR/MA MTK/BAB 2 - MA Matematika Kls 1.docx
@@ -1,6 +1,6 @@
 
 <file path=word/document.xml><?xml version="1.0" encoding="utf-8"?>
-<w:document xmlns:wpc="http://schemas.microsoft.com/office/word/2010/wordprocessingCanvas" xmlns:cx="http://schemas.microsoft.com/office/drawing/2014/chartex" xmlns:cx1="http://schemas.microsoft.com/office/drawing/2015/9/8/chartex" xmlns:cx2="http://schemas.microsoft.com/office/drawing/2015/10/21/chartex" xmlns:cx3="http://schemas.microsoft.com/office/drawing/2016/5/9/chartex" xmlns:cx4="http://schemas.microsoft.com/office/drawing/2016/5/10/chartex" xmlns:cx5="http://schemas.microsoft.com/office/drawing/2016/5/11/chartex" xmlns:cx6="http://schemas.microsoft.com/office/drawing/2016/5/12/chartex" xmlns:cx7="http://schemas.microsoft.com/office/drawing/2016/5/13/chartex" xmlns:cx8="http://schemas.microsoft.com/office/drawing/2016/5/14/chartex" xmlns:mc="http://schemas.openxmlformats.org/markup-compatibility/2006" xmlns:aink="http://schemas.microsoft.com/office/drawing/2016/ink" xmlns:am3d="http://schemas.microsoft.com/office/drawing/2017/model3d" xmlns:o="urn:schemas-microsoft-com:office:office" xmlns:oel="http://schemas.microsoft.com/office/2019/extlst" xmlns:r="http://schemas.openxmlformats.org/officeDocument/2006/relationships" xmlns:m="http://schemas.openxmlformats.org/officeDocument/2006/math" xmlns:v="urn:schemas-microsoft-com:vml" xmlns:wp14="http://schemas.microsoft.com/office/word/2010/wordprocessingDrawing" xmlns:wp="http://schemas.openxmlformats.org/drawingml/2006/wordprocessingDrawing" xmlns:w10="urn:schemas-microsoft-com:office:word" xmlns:w="http://schemas.openxmlformats.org/wordprocessingml/2006/main" xmlns:w14="http://schemas.microsoft.com/office/word/2010/wordml" xmlns:w15="http://schemas.microsoft.com/office/word/2012/wordml" xmlns:w16cex="http://schemas.microsoft.com/office/word/2018/wordml/cex" xmlns:w16cid="http://schemas.microsoft.com/office/word/2016/wordml/cid" xmlns:w16="http://schemas.microsoft.com/office/word/2018/wordml" xmlns:w16sdtdh="http://schemas.microsoft.com/office/word/2020/wordml/sdtdatahash" xmlns:w16se="http://schemas.microsoft.com/office/word/2015/wordml/symex" xmlns:wpg="http://schemas.microsoft.com/office/word/2010/wordprocessingGroup" xmlns:wpi="http://schemas.microsoft.com/office/word/2010/wordprocessingInk" xmlns:wne="http://schemas.microsoft.com/office/word/2006/wordml" xmlns:wps="http://schemas.microsoft.com/office/word/2010/wordprocessingShape" mc:Ignorable="w14 w15 w16se w16cid w16 w16cex w16sdtdh wp14">
+<w:document xmlns:wpc="http://schemas.microsoft.com/office/word/2010/wordprocessingCanvas" xmlns:cx="http://schemas.microsoft.com/office/drawing/2014/chartex" xmlns:cx1="http://schemas.microsoft.com/office/drawing/2015/9/8/chartex" xmlns:cx2="http://schemas.microsoft.com/office/drawing/2015/10/21/chartex" xmlns:cx3="http://schemas.microsoft.com/office/drawing/2016/5/9/chartex" xmlns:cx4="http://schemas.microsoft.com/office/drawing/2016/5/10/chartex" xmlns:cx5="http://schemas.microsoft.com/office/drawing/2016/5/11/chartex" xmlns:cx6="http://schemas.microsoft.com/office/drawing/2016/5/12/chartex" xmlns:cx7="http://schemas.microsoft.com/office/drawing/2016/5/13/chartex" xmlns:cx8="http://schemas.microsoft.com/office/drawing/2016/5/14/chartex" xmlns:mc="http://schemas.openxmlformats.org/markup-compatibility/2006" xmlns:aink="http://schemas.microsoft.com/office/drawing/2016/ink" xmlns:am3d="http://schemas.microsoft.com/office/drawing/2017/model3d" xmlns:o="urn:schemas-microsoft-com:office:office" xmlns:oel="http://schemas.microsoft.com/office/2019/extlst" xmlns:r="http://schemas.openxmlformats.org/officeDocument/2006/relationships" xmlns:m="http://schemas.openxmlformats.org/officeDocument/2006/math" xmlns:v="urn:schemas-microsoft-com:vml" xmlns:wp14="http://schemas.microsoft.com/office/word/2010/wordprocessingDrawing" xmlns:wp="http://schemas.openxmlformats.org/drawingml/2006/wordprocessingDrawing" xmlns:w10="urn:schemas-microsoft-com:office:word" xmlns:w="http://schemas.openxmlformats.org/wordprocessingml/2006/main" xmlns:w14="http://schemas.microsoft.com/office/word/2010/wordml" xmlns:w15="http://schemas.microsoft.com/office/word/2012/wordml" xmlns:w16cex="http://schemas.microsoft.com/office/word/2018/wordml/cex" xmlns:w16cid="http://schemas.microsoft.com/office/word/2016/wordml/cid" xmlns:w16="http://schemas.microsoft.com/office/word/2018/wordml" xmlns:w16du="http://schemas.microsoft.com/office/word/2023/wordml/word16du" xmlns:w16sdtdh="http://schemas.microsoft.com/office/word/2020/wordml/sdtdatahash" xmlns:w16sdtfl="http://schemas.microsoft.com/office/word/2024/wordml/sdtformatlock" xmlns:w16se="http://schemas.microsoft.com/office/word/2015/wordml/symex" xmlns:wpg="http://schemas.microsoft.com/office/word/2010/wordprocessingGroup" xmlns:wpi="http://schemas.microsoft.com/office/word/2010/wordprocessingInk" xmlns:wne="http://schemas.microsoft.com/office/word/2006/wordml" xmlns:wps="http://schemas.microsoft.com/office/word/2010/wordprocessingShape" mc:Ignorable="w14 w15 w16se w16cid w16 w16cex w16sdtdh w16sdtfl w16du wp14">
   <w:body>
     <w:p>
       <w:pPr>
@@ -862,7 +862,16 @@
                 <w:lang w:val="pt-BR"/>
               </w:rPr>
               <w:tab/>
-              <w:t>2025/2026</w:t>
+            </w:r>
+            <w:r>
+              <w:rPr>
+                <w:b/>
+                <w:bCs/>
+                <w:sz w:val="28"/>
+                <w:szCs w:val="28"/>
+                <w:lang w:val="pt-BR"/>
+              </w:rPr>
+              <w:t>2026/2027</w:t>
             </w:r>
           </w:p>
           <w:p>
@@ -1359,7 +1368,6 @@
           <w:szCs w:val="24"/>
         </w:rPr>
         <w:tab/>
-        <w:t>20</w:t>
       </w:r>
       <w:r>
         <w:rPr>
@@ -1368,7 +1376,7 @@
           <w:sz w:val="24"/>
           <w:szCs w:val="24"/>
         </w:rPr>
-        <w:t>25/2026</w:t>
+        <w:t>2026/2027</w:t>
       </w:r>
     </w:p>
     <w:p>
@@ -1514,7 +1522,7 @@
     </w:p>
     <w:p>
       <w:pPr>
-        <w:pStyle w:val="DaftarParagraf"/>
+        <w:pStyle w:val="ListParagraph"/>
         <w:numPr>
           <w:ilvl w:val="0"/>
           <w:numId w:val="1"/>
@@ -1597,7 +1605,7 @@
     </w:p>
     <w:p>
       <w:pPr>
-        <w:pStyle w:val="DaftarParagraf"/>
+        <w:pStyle w:val="ListParagraph"/>
         <w:numPr>
           <w:ilvl w:val="0"/>
           <w:numId w:val="23"/>
@@ -1624,7 +1632,7 @@
     </w:p>
     <w:p>
       <w:pPr>
-        <w:pStyle w:val="DaftarParagraf"/>
+        <w:pStyle w:val="ListParagraph"/>
         <w:spacing w:before="60" w:after="60"/>
         <w:rPr>
           <w:rFonts w:eastAsia="Calibri"/>
@@ -1643,7 +1651,7 @@
     </w:p>
     <w:p>
       <w:pPr>
-        <w:pStyle w:val="DaftarParagraf"/>
+        <w:pStyle w:val="ListParagraph"/>
         <w:numPr>
           <w:ilvl w:val="0"/>
           <w:numId w:val="23"/>
@@ -1670,7 +1678,7 @@
     </w:p>
     <w:p>
       <w:pPr>
-        <w:pStyle w:val="DaftarParagraf"/>
+        <w:pStyle w:val="ListParagraph"/>
         <w:spacing w:before="60" w:after="60"/>
         <w:rPr>
           <w:rFonts w:eastAsia="Calibri"/>
@@ -1689,7 +1697,7 @@
     </w:p>
     <w:p>
       <w:pPr>
-        <w:pStyle w:val="DaftarParagraf"/>
+        <w:pStyle w:val="ListParagraph"/>
         <w:numPr>
           <w:ilvl w:val="0"/>
           <w:numId w:val="23"/>
@@ -1716,7 +1724,7 @@
     </w:p>
     <w:p>
       <w:pPr>
-        <w:pStyle w:val="DaftarParagraf"/>
+        <w:pStyle w:val="ListParagraph"/>
         <w:spacing w:before="60" w:after="60"/>
         <w:rPr>
           <w:rFonts w:eastAsia="Calibri"/>
@@ -1735,7 +1743,7 @@
     </w:p>
     <w:p>
       <w:pPr>
-        <w:pStyle w:val="DaftarParagraf"/>
+        <w:pStyle w:val="ListParagraph"/>
         <w:numPr>
           <w:ilvl w:val="0"/>
           <w:numId w:val="23"/>
@@ -1762,7 +1770,7 @@
     </w:p>
     <w:p>
       <w:pPr>
-        <w:pStyle w:val="DaftarParagraf"/>
+        <w:pStyle w:val="ListParagraph"/>
         <w:spacing w:before="60" w:after="60"/>
         <w:rPr>
           <w:rFonts w:eastAsia="Calibri"/>
@@ -1781,7 +1789,7 @@
     </w:p>
     <w:p>
       <w:pPr>
-        <w:pStyle w:val="DaftarParagraf"/>
+        <w:pStyle w:val="ListParagraph"/>
         <w:numPr>
           <w:ilvl w:val="0"/>
           <w:numId w:val="23"/>
@@ -1808,7 +1816,7 @@
     </w:p>
     <w:p>
       <w:pPr>
-        <w:pStyle w:val="DaftarParagraf"/>
+        <w:pStyle w:val="ListParagraph"/>
         <w:spacing w:before="60" w:after="60"/>
         <w:rPr>
           <w:rFonts w:eastAsia="Calibri"/>
@@ -1827,7 +1835,7 @@
     </w:p>
     <w:p>
       <w:pPr>
-        <w:pStyle w:val="DaftarParagraf"/>
+        <w:pStyle w:val="ListParagraph"/>
         <w:numPr>
           <w:ilvl w:val="0"/>
           <w:numId w:val="23"/>
@@ -1854,7 +1862,7 @@
     </w:p>
     <w:p>
       <w:pPr>
-        <w:pStyle w:val="DaftarParagraf"/>
+        <w:pStyle w:val="ListParagraph"/>
         <w:spacing w:before="60" w:after="60"/>
         <w:rPr>
           <w:rFonts w:eastAsia="Calibri"/>
@@ -1873,7 +1881,7 @@
     </w:p>
     <w:p>
       <w:pPr>
-        <w:pStyle w:val="DaftarParagraf"/>
+        <w:pStyle w:val="ListParagraph"/>
         <w:numPr>
           <w:ilvl w:val="0"/>
           <w:numId w:val="23"/>
@@ -1901,7 +1909,7 @@
     </w:p>
     <w:p>
       <w:pPr>
-        <w:pStyle w:val="DaftarParagraf"/>
+        <w:pStyle w:val="ListParagraph"/>
         <w:spacing w:before="60" w:after="60"/>
         <w:rPr>
           <w:rFonts w:eastAsia="Calibri"/>
@@ -1920,7 +1928,7 @@
     </w:p>
     <w:p>
       <w:pPr>
-        <w:pStyle w:val="DaftarParagraf"/>
+        <w:pStyle w:val="ListParagraph"/>
         <w:numPr>
           <w:ilvl w:val="0"/>
           <w:numId w:val="23"/>
@@ -1946,7 +1954,7 @@
     </w:p>
     <w:p>
       <w:pPr>
-        <w:pStyle w:val="DaftarParagraf"/>
+        <w:pStyle w:val="ListParagraph"/>
         <w:spacing w:before="60" w:after="60" w:line="276" w:lineRule="auto"/>
         <w:rPr>
           <w:rFonts w:eastAsia="Calibri"/>
@@ -2030,7 +2038,7 @@
     </w:p>
     <w:p>
       <w:pPr>
-        <w:pStyle w:val="DaftarParagraf"/>
+        <w:pStyle w:val="ListParagraph"/>
         <w:tabs>
           <w:tab w:val="left" w:pos="2268"/>
           <w:tab w:val="left" w:pos="2552"/>
@@ -2084,7 +2092,7 @@
     </w:p>
     <w:p>
       <w:pPr>
-        <w:pStyle w:val="DaftarParagraf"/>
+        <w:pStyle w:val="ListParagraph"/>
         <w:tabs>
           <w:tab w:val="left" w:pos="2268"/>
           <w:tab w:val="left" w:pos="2552"/>
@@ -2205,7 +2213,7 @@
     </w:p>
     <w:p>
       <w:pPr>
-        <w:pStyle w:val="DaftarParagraf"/>
+        <w:pStyle w:val="ListParagraph"/>
         <w:spacing w:before="60" w:after="60"/>
         <w:ind w:left="426"/>
         <w:contextualSpacing w:val="0"/>
@@ -2235,7 +2243,7 @@
     </w:p>
     <w:p>
       <w:pPr>
-        <w:pStyle w:val="DaftarParagraf"/>
+        <w:pStyle w:val="ListParagraph"/>
         <w:spacing w:before="60" w:after="60"/>
         <w:ind w:left="426"/>
         <w:contextualSpacing w:val="0"/>
@@ -2508,7 +2516,7 @@
     </w:p>
     <w:p>
       <w:pPr>
-        <w:pStyle w:val="DaftarParagraf"/>
+        <w:pStyle w:val="ListParagraph"/>
         <w:numPr>
           <w:ilvl w:val="0"/>
           <w:numId w:val="17"/>
@@ -2532,7 +2540,7 @@
     </w:p>
     <w:p>
       <w:pPr>
-        <w:pStyle w:val="DaftarParagraf"/>
+        <w:pStyle w:val="ListParagraph"/>
         <w:numPr>
           <w:ilvl w:val="0"/>
           <w:numId w:val="17"/>
@@ -2556,7 +2564,7 @@
     </w:p>
     <w:p>
       <w:pPr>
-        <w:pStyle w:val="DaftarParagraf"/>
+        <w:pStyle w:val="ListParagraph"/>
         <w:numPr>
           <w:ilvl w:val="0"/>
           <w:numId w:val="17"/>
@@ -2580,7 +2588,7 @@
     </w:p>
     <w:p>
       <w:pPr>
-        <w:pStyle w:val="DaftarParagraf"/>
+        <w:pStyle w:val="ListParagraph"/>
         <w:numPr>
           <w:ilvl w:val="0"/>
           <w:numId w:val="17"/>
@@ -2604,7 +2612,7 @@
     </w:p>
     <w:p>
       <w:pPr>
-        <w:pStyle w:val="DaftarParagraf"/>
+        <w:pStyle w:val="ListParagraph"/>
         <w:numPr>
           <w:ilvl w:val="0"/>
           <w:numId w:val="17"/>
@@ -2628,7 +2636,7 @@
     </w:p>
     <w:p>
       <w:pPr>
-        <w:pStyle w:val="DaftarParagraf"/>
+        <w:pStyle w:val="ListParagraph"/>
         <w:autoSpaceDE w:val="0"/>
         <w:autoSpaceDN w:val="0"/>
         <w:adjustRightInd w:val="0"/>
@@ -2703,7 +2711,7 @@
     </w:p>
     <w:p>
       <w:pPr>
-        <w:pStyle w:val="DaftarParagraf"/>
+        <w:pStyle w:val="ListParagraph"/>
         <w:numPr>
           <w:ilvl w:val="0"/>
           <w:numId w:val="18"/>
@@ -2727,7 +2735,7 @@
     </w:p>
     <w:p>
       <w:pPr>
-        <w:pStyle w:val="DaftarParagraf"/>
+        <w:pStyle w:val="ListParagraph"/>
         <w:numPr>
           <w:ilvl w:val="0"/>
           <w:numId w:val="18"/>
@@ -2751,7 +2759,7 @@
     </w:p>
     <w:p>
       <w:pPr>
-        <w:pStyle w:val="DaftarParagraf"/>
+        <w:pStyle w:val="ListParagraph"/>
         <w:numPr>
           <w:ilvl w:val="0"/>
           <w:numId w:val="18"/>
@@ -2775,7 +2783,7 @@
     </w:p>
     <w:p>
       <w:pPr>
-        <w:pStyle w:val="DaftarParagraf"/>
+        <w:pStyle w:val="ListParagraph"/>
         <w:autoSpaceDE w:val="0"/>
         <w:autoSpaceDN w:val="0"/>
         <w:adjustRightInd w:val="0"/>
@@ -2830,7 +2838,7 @@
     </w:p>
     <w:p>
       <w:pPr>
-        <w:pStyle w:val="DaftarParagraf"/>
+        <w:pStyle w:val="ListParagraph"/>
         <w:numPr>
           <w:ilvl w:val="0"/>
           <w:numId w:val="2"/>
@@ -3044,7 +3052,7 @@
     </w:p>
     <w:p>
       <w:pPr>
-        <w:pStyle w:val="DaftarParagraf"/>
+        <w:pStyle w:val="ListParagraph"/>
         <w:numPr>
           <w:ilvl w:val="0"/>
           <w:numId w:val="1"/>
@@ -3070,7 +3078,7 @@
     </w:p>
     <w:p>
       <w:pPr>
-        <w:pStyle w:val="DaftarParagraf"/>
+        <w:pStyle w:val="ListParagraph"/>
         <w:numPr>
           <w:ilvl w:val="0"/>
           <w:numId w:val="1"/>
@@ -3096,7 +3104,7 @@
     </w:p>
     <w:p>
       <w:pPr>
-        <w:pStyle w:val="DaftarParagraf"/>
+        <w:pStyle w:val="ListParagraph"/>
         <w:numPr>
           <w:ilvl w:val="0"/>
           <w:numId w:val="1"/>
@@ -3122,7 +3130,7 @@
     </w:p>
     <w:p>
       <w:pPr>
-        <w:pStyle w:val="DaftarParagraf"/>
+        <w:pStyle w:val="ListParagraph"/>
         <w:numPr>
           <w:ilvl w:val="0"/>
           <w:numId w:val="1"/>
@@ -3205,7 +3213,7 @@
     </w:p>
     <w:p>
       <w:pPr>
-        <w:pStyle w:val="DaftarParagraf"/>
+        <w:pStyle w:val="ListParagraph"/>
         <w:numPr>
           <w:ilvl w:val="0"/>
           <w:numId w:val="1"/>
@@ -3248,7 +3256,7 @@
     </w:p>
     <w:p>
       <w:pPr>
-        <w:pStyle w:val="DaftarParagraf"/>
+        <w:pStyle w:val="ListParagraph"/>
         <w:numPr>
           <w:ilvl w:val="0"/>
           <w:numId w:val="1"/>
@@ -3271,7 +3279,7 @@
     </w:p>
     <w:p>
       <w:pPr>
-        <w:pStyle w:val="DaftarParagraf"/>
+        <w:pStyle w:val="ListParagraph"/>
         <w:numPr>
           <w:ilvl w:val="0"/>
           <w:numId w:val="1"/>
@@ -3846,7 +3854,7 @@
     </w:p>
     <w:p>
       <w:pPr>
-        <w:pStyle w:val="DaftarParagraf"/>
+        <w:pStyle w:val="ListParagraph"/>
         <w:numPr>
           <w:ilvl w:val="0"/>
           <w:numId w:val="19"/>
@@ -3869,7 +3877,7 @@
     </w:p>
     <w:p>
       <w:pPr>
-        <w:pStyle w:val="DaftarParagraf"/>
+        <w:pStyle w:val="ListParagraph"/>
         <w:numPr>
           <w:ilvl w:val="0"/>
           <w:numId w:val="19"/>
@@ -3892,7 +3900,7 @@
     </w:p>
     <w:p>
       <w:pPr>
-        <w:pStyle w:val="DaftarParagraf"/>
+        <w:pStyle w:val="ListParagraph"/>
         <w:numPr>
           <w:ilvl w:val="0"/>
           <w:numId w:val="19"/>
@@ -3915,7 +3923,7 @@
     </w:p>
     <w:p>
       <w:pPr>
-        <w:pStyle w:val="DaftarParagraf"/>
+        <w:pStyle w:val="ListParagraph"/>
         <w:numPr>
           <w:ilvl w:val="0"/>
           <w:numId w:val="19"/>
@@ -3938,7 +3946,7 @@
     </w:p>
     <w:p>
       <w:pPr>
-        <w:pStyle w:val="DaftarParagraf"/>
+        <w:pStyle w:val="ListParagraph"/>
         <w:numPr>
           <w:ilvl w:val="0"/>
           <w:numId w:val="19"/>
@@ -3961,7 +3969,7 @@
     </w:p>
     <w:p>
       <w:pPr>
-        <w:pStyle w:val="DaftarParagraf"/>
+        <w:pStyle w:val="ListParagraph"/>
         <w:numPr>
           <w:ilvl w:val="0"/>
           <w:numId w:val="19"/>
@@ -3984,7 +3992,7 @@
     </w:p>
     <w:p>
       <w:pPr>
-        <w:pStyle w:val="DaftarParagraf"/>
+        <w:pStyle w:val="ListParagraph"/>
         <w:numPr>
           <w:ilvl w:val="0"/>
           <w:numId w:val="19"/>
@@ -4008,7 +4016,7 @@
     </w:p>
     <w:p>
       <w:pPr>
-        <w:pStyle w:val="DaftarParagraf"/>
+        <w:pStyle w:val="ListParagraph"/>
         <w:numPr>
           <w:ilvl w:val="0"/>
           <w:numId w:val="19"/>
@@ -4031,7 +4039,7 @@
     </w:p>
     <w:p>
       <w:pPr>
-        <w:pStyle w:val="DaftarParagraf"/>
+        <w:pStyle w:val="ListParagraph"/>
         <w:numPr>
           <w:ilvl w:val="0"/>
           <w:numId w:val="19"/>
@@ -4054,7 +4062,7 @@
     </w:p>
     <w:p>
       <w:pPr>
-        <w:pStyle w:val="DaftarParagraf"/>
+        <w:pStyle w:val="ListParagraph"/>
         <w:numPr>
           <w:ilvl w:val="0"/>
           <w:numId w:val="19"/>
@@ -4077,7 +4085,7 @@
     </w:p>
     <w:p>
       <w:pPr>
-        <w:pStyle w:val="DaftarParagraf"/>
+        <w:pStyle w:val="ListParagraph"/>
         <w:numPr>
           <w:ilvl w:val="0"/>
           <w:numId w:val="19"/>
@@ -4100,7 +4108,7 @@
     </w:p>
     <w:p>
       <w:pPr>
-        <w:pStyle w:val="DaftarParagraf"/>
+        <w:pStyle w:val="ListParagraph"/>
         <w:numPr>
           <w:ilvl w:val="0"/>
           <w:numId w:val="19"/>
@@ -4123,7 +4131,7 @@
     </w:p>
     <w:p>
       <w:pPr>
-        <w:pStyle w:val="DaftarParagraf"/>
+        <w:pStyle w:val="ListParagraph"/>
         <w:numPr>
           <w:ilvl w:val="0"/>
           <w:numId w:val="19"/>
@@ -4146,7 +4154,7 @@
     </w:p>
     <w:p>
       <w:pPr>
-        <w:pStyle w:val="DaftarParagraf"/>
+        <w:pStyle w:val="ListParagraph"/>
         <w:numPr>
           <w:ilvl w:val="0"/>
           <w:numId w:val="19"/>
@@ -4169,7 +4177,7 @@
     </w:p>
     <w:p>
       <w:pPr>
-        <w:pStyle w:val="DaftarParagraf"/>
+        <w:pStyle w:val="ListParagraph"/>
         <w:numPr>
           <w:ilvl w:val="0"/>
           <w:numId w:val="19"/>
@@ -4192,7 +4200,7 @@
     </w:p>
     <w:p>
       <w:pPr>
-        <w:pStyle w:val="DaftarParagraf"/>
+        <w:pStyle w:val="ListParagraph"/>
         <w:numPr>
           <w:ilvl w:val="0"/>
           <w:numId w:val="19"/>
@@ -4215,7 +4223,7 @@
     </w:p>
     <w:p>
       <w:pPr>
-        <w:pStyle w:val="DaftarParagraf"/>
+        <w:pStyle w:val="ListParagraph"/>
         <w:numPr>
           <w:ilvl w:val="0"/>
           <w:numId w:val="19"/>
@@ -4238,7 +4246,7 @@
     </w:p>
     <w:p>
       <w:pPr>
-        <w:pStyle w:val="DaftarParagraf"/>
+        <w:pStyle w:val="ListParagraph"/>
         <w:numPr>
           <w:ilvl w:val="0"/>
           <w:numId w:val="19"/>
@@ -4261,7 +4269,7 @@
     </w:p>
     <w:p>
       <w:pPr>
-        <w:pStyle w:val="DaftarParagraf"/>
+        <w:pStyle w:val="ListParagraph"/>
         <w:numPr>
           <w:ilvl w:val="0"/>
           <w:numId w:val="19"/>
@@ -4284,7 +4292,7 @@
     </w:p>
     <w:p>
       <w:pPr>
-        <w:pStyle w:val="DaftarParagraf"/>
+        <w:pStyle w:val="ListParagraph"/>
         <w:numPr>
           <w:ilvl w:val="0"/>
           <w:numId w:val="19"/>
@@ -4307,7 +4315,7 @@
     </w:p>
     <w:p>
       <w:pPr>
-        <w:pStyle w:val="DaftarParagraf"/>
+        <w:pStyle w:val="ListParagraph"/>
         <w:numPr>
           <w:ilvl w:val="0"/>
           <w:numId w:val="19"/>
@@ -4330,7 +4338,7 @@
     </w:p>
     <w:p>
       <w:pPr>
-        <w:pStyle w:val="DaftarParagraf"/>
+        <w:pStyle w:val="ListParagraph"/>
         <w:numPr>
           <w:ilvl w:val="0"/>
           <w:numId w:val="19"/>
@@ -4388,7 +4396,7 @@
     </w:p>
     <w:p>
       <w:pPr>
-        <w:pStyle w:val="DaftarParagraf"/>
+        <w:pStyle w:val="ListParagraph"/>
         <w:numPr>
           <w:ilvl w:val="0"/>
           <w:numId w:val="1"/>
@@ -4414,7 +4422,7 @@
     </w:p>
     <w:p>
       <w:pPr>
-        <w:pStyle w:val="DaftarParagraf"/>
+        <w:pStyle w:val="ListParagraph"/>
         <w:numPr>
           <w:ilvl w:val="0"/>
           <w:numId w:val="1"/>
@@ -4440,7 +4448,7 @@
     </w:p>
     <w:p>
       <w:pPr>
-        <w:pStyle w:val="DaftarParagraf"/>
+        <w:pStyle w:val="ListParagraph"/>
         <w:numPr>
           <w:ilvl w:val="0"/>
           <w:numId w:val="1"/>
@@ -4466,7 +4474,7 @@
     </w:p>
     <w:p>
       <w:pPr>
-        <w:pStyle w:val="DaftarParagraf"/>
+        <w:pStyle w:val="ListParagraph"/>
         <w:spacing w:before="60" w:after="60"/>
         <w:ind w:left="709"/>
         <w:contextualSpacing w:val="0"/>
@@ -4588,7 +4596,7 @@
     </w:p>
     <w:p>
       <w:pPr>
-        <w:pStyle w:val="DaftarParagraf"/>
+        <w:pStyle w:val="ListParagraph"/>
         <w:numPr>
           <w:ilvl w:val="0"/>
           <w:numId w:val="1"/>
@@ -4614,7 +4622,7 @@
     </w:p>
     <w:p>
       <w:pPr>
-        <w:pStyle w:val="DaftarParagraf"/>
+        <w:pStyle w:val="ListParagraph"/>
         <w:numPr>
           <w:ilvl w:val="0"/>
           <w:numId w:val="1"/>
@@ -4640,7 +4648,7 @@
     </w:p>
     <w:p>
       <w:pPr>
-        <w:pStyle w:val="DaftarParagraf"/>
+        <w:pStyle w:val="ListParagraph"/>
         <w:numPr>
           <w:ilvl w:val="0"/>
           <w:numId w:val="1"/>
@@ -4666,7 +4674,7 @@
     </w:p>
     <w:p>
       <w:pPr>
-        <w:pStyle w:val="DaftarParagraf"/>
+        <w:pStyle w:val="ListParagraph"/>
         <w:numPr>
           <w:ilvl w:val="0"/>
           <w:numId w:val="1"/>
@@ -4749,7 +4757,7 @@
     </w:p>
     <w:p>
       <w:pPr>
-        <w:pStyle w:val="DaftarParagraf"/>
+        <w:pStyle w:val="ListParagraph"/>
         <w:numPr>
           <w:ilvl w:val="0"/>
           <w:numId w:val="1"/>
@@ -4772,7 +4780,7 @@
     </w:p>
     <w:p>
       <w:pPr>
-        <w:pStyle w:val="DaftarParagraf"/>
+        <w:pStyle w:val="ListParagraph"/>
         <w:numPr>
           <w:ilvl w:val="0"/>
           <w:numId w:val="1"/>
@@ -4795,7 +4803,7 @@
     </w:p>
     <w:p>
       <w:pPr>
-        <w:pStyle w:val="DaftarParagraf"/>
+        <w:pStyle w:val="ListParagraph"/>
         <w:numPr>
           <w:ilvl w:val="0"/>
           <w:numId w:val="1"/>
@@ -5417,7 +5425,7 @@
     </w:p>
     <w:p>
       <w:pPr>
-        <w:pStyle w:val="DaftarParagraf"/>
+        <w:pStyle w:val="ListParagraph"/>
         <w:numPr>
           <w:ilvl w:val="0"/>
           <w:numId w:val="20"/>
@@ -5440,7 +5448,7 @@
     </w:p>
     <w:p>
       <w:pPr>
-        <w:pStyle w:val="DaftarParagraf"/>
+        <w:pStyle w:val="ListParagraph"/>
         <w:numPr>
           <w:ilvl w:val="0"/>
           <w:numId w:val="20"/>
@@ -5463,7 +5471,7 @@
     </w:p>
     <w:p>
       <w:pPr>
-        <w:pStyle w:val="DaftarParagraf"/>
+        <w:pStyle w:val="ListParagraph"/>
         <w:numPr>
           <w:ilvl w:val="0"/>
           <w:numId w:val="20"/>
@@ -5486,7 +5494,7 @@
     </w:p>
     <w:p>
       <w:pPr>
-        <w:pStyle w:val="DaftarParagraf"/>
+        <w:pStyle w:val="ListParagraph"/>
         <w:numPr>
           <w:ilvl w:val="0"/>
           <w:numId w:val="20"/>
@@ -5509,7 +5517,7 @@
     </w:p>
     <w:p>
       <w:pPr>
-        <w:pStyle w:val="DaftarParagraf"/>
+        <w:pStyle w:val="ListParagraph"/>
         <w:numPr>
           <w:ilvl w:val="0"/>
           <w:numId w:val="20"/>
@@ -5532,7 +5540,7 @@
     </w:p>
     <w:p>
       <w:pPr>
-        <w:pStyle w:val="DaftarParagraf"/>
+        <w:pStyle w:val="ListParagraph"/>
         <w:numPr>
           <w:ilvl w:val="0"/>
           <w:numId w:val="20"/>
@@ -5555,7 +5563,7 @@
     </w:p>
     <w:p>
       <w:pPr>
-        <w:pStyle w:val="DaftarParagraf"/>
+        <w:pStyle w:val="ListParagraph"/>
         <w:numPr>
           <w:ilvl w:val="0"/>
           <w:numId w:val="20"/>
@@ -5578,7 +5586,7 @@
     </w:p>
     <w:p>
       <w:pPr>
-        <w:pStyle w:val="DaftarParagraf"/>
+        <w:pStyle w:val="ListParagraph"/>
         <w:numPr>
           <w:ilvl w:val="0"/>
           <w:numId w:val="20"/>
@@ -5601,7 +5609,7 @@
     </w:p>
     <w:p>
       <w:pPr>
-        <w:pStyle w:val="DaftarParagraf"/>
+        <w:pStyle w:val="ListParagraph"/>
         <w:numPr>
           <w:ilvl w:val="0"/>
           <w:numId w:val="20"/>
@@ -5624,7 +5632,7 @@
     </w:p>
     <w:p>
       <w:pPr>
-        <w:pStyle w:val="DaftarParagraf"/>
+        <w:pStyle w:val="ListParagraph"/>
         <w:numPr>
           <w:ilvl w:val="0"/>
           <w:numId w:val="20"/>
@@ -5647,7 +5655,7 @@
     </w:p>
     <w:p>
       <w:pPr>
-        <w:pStyle w:val="DaftarParagraf"/>
+        <w:pStyle w:val="ListParagraph"/>
         <w:numPr>
           <w:ilvl w:val="0"/>
           <w:numId w:val="20"/>
@@ -5670,7 +5678,7 @@
     </w:p>
     <w:p>
       <w:pPr>
-        <w:pStyle w:val="DaftarParagraf"/>
+        <w:pStyle w:val="ListParagraph"/>
         <w:numPr>
           <w:ilvl w:val="0"/>
           <w:numId w:val="20"/>
@@ -5693,7 +5701,7 @@
     </w:p>
     <w:p>
       <w:pPr>
-        <w:pStyle w:val="DaftarParagraf"/>
+        <w:pStyle w:val="ListParagraph"/>
         <w:numPr>
           <w:ilvl w:val="0"/>
           <w:numId w:val="20"/>
@@ -5716,7 +5724,7 @@
     </w:p>
     <w:p>
       <w:pPr>
-        <w:pStyle w:val="DaftarParagraf"/>
+        <w:pStyle w:val="ListParagraph"/>
         <w:numPr>
           <w:ilvl w:val="0"/>
           <w:numId w:val="20"/>
@@ -5739,7 +5747,7 @@
     </w:p>
     <w:p>
       <w:pPr>
-        <w:pStyle w:val="DaftarParagraf"/>
+        <w:pStyle w:val="ListParagraph"/>
         <w:numPr>
           <w:ilvl w:val="0"/>
           <w:numId w:val="20"/>
@@ -5762,7 +5770,7 @@
     </w:p>
     <w:p>
       <w:pPr>
-        <w:pStyle w:val="DaftarParagraf"/>
+        <w:pStyle w:val="ListParagraph"/>
         <w:numPr>
           <w:ilvl w:val="0"/>
           <w:numId w:val="20"/>
@@ -5785,7 +5793,7 @@
     </w:p>
     <w:p>
       <w:pPr>
-        <w:pStyle w:val="DaftarParagraf"/>
+        <w:pStyle w:val="ListParagraph"/>
         <w:numPr>
           <w:ilvl w:val="0"/>
           <w:numId w:val="20"/>
@@ -5808,7 +5816,7 @@
     </w:p>
     <w:p>
       <w:pPr>
-        <w:pStyle w:val="DaftarParagraf"/>
+        <w:pStyle w:val="ListParagraph"/>
         <w:numPr>
           <w:ilvl w:val="0"/>
           <w:numId w:val="20"/>
@@ -5831,7 +5839,7 @@
     </w:p>
     <w:p>
       <w:pPr>
-        <w:pStyle w:val="DaftarParagraf"/>
+        <w:pStyle w:val="ListParagraph"/>
         <w:numPr>
           <w:ilvl w:val="0"/>
           <w:numId w:val="20"/>
@@ -5854,7 +5862,7 @@
     </w:p>
     <w:p>
       <w:pPr>
-        <w:pStyle w:val="DaftarParagraf"/>
+        <w:pStyle w:val="ListParagraph"/>
         <w:numPr>
           <w:ilvl w:val="0"/>
           <w:numId w:val="20"/>
@@ -5908,7 +5916,7 @@
     </w:p>
     <w:p>
       <w:pPr>
-        <w:pStyle w:val="DaftarParagraf"/>
+        <w:pStyle w:val="ListParagraph"/>
         <w:numPr>
           <w:ilvl w:val="0"/>
           <w:numId w:val="1"/>
@@ -5934,7 +5942,7 @@
     </w:p>
     <w:p>
       <w:pPr>
-        <w:pStyle w:val="DaftarParagraf"/>
+        <w:pStyle w:val="ListParagraph"/>
         <w:numPr>
           <w:ilvl w:val="0"/>
           <w:numId w:val="1"/>
@@ -5960,7 +5968,7 @@
     </w:p>
     <w:p>
       <w:pPr>
-        <w:pStyle w:val="DaftarParagraf"/>
+        <w:pStyle w:val="ListParagraph"/>
         <w:numPr>
           <w:ilvl w:val="0"/>
           <w:numId w:val="1"/>
@@ -6095,7 +6103,7 @@
     </w:p>
     <w:p>
       <w:pPr>
-        <w:pStyle w:val="DaftarParagraf"/>
+        <w:pStyle w:val="ListParagraph"/>
         <w:numPr>
           <w:ilvl w:val="0"/>
           <w:numId w:val="1"/>
@@ -6121,7 +6129,7 @@
     </w:p>
     <w:p>
       <w:pPr>
-        <w:pStyle w:val="DaftarParagraf"/>
+        <w:pStyle w:val="ListParagraph"/>
         <w:numPr>
           <w:ilvl w:val="0"/>
           <w:numId w:val="1"/>
@@ -6147,7 +6155,7 @@
     </w:p>
     <w:p>
       <w:pPr>
-        <w:pStyle w:val="DaftarParagraf"/>
+        <w:pStyle w:val="ListParagraph"/>
         <w:numPr>
           <w:ilvl w:val="0"/>
           <w:numId w:val="1"/>
@@ -6173,7 +6181,7 @@
     </w:p>
     <w:p>
       <w:pPr>
-        <w:pStyle w:val="DaftarParagraf"/>
+        <w:pStyle w:val="ListParagraph"/>
         <w:numPr>
           <w:ilvl w:val="0"/>
           <w:numId w:val="1"/>
@@ -6256,7 +6264,7 @@
     </w:p>
     <w:p>
       <w:pPr>
-        <w:pStyle w:val="DaftarParagraf"/>
+        <w:pStyle w:val="ListParagraph"/>
         <w:numPr>
           <w:ilvl w:val="0"/>
           <w:numId w:val="1"/>
@@ -6278,7 +6286,7 @@
     </w:p>
     <w:p>
       <w:pPr>
-        <w:pStyle w:val="DaftarParagraf"/>
+        <w:pStyle w:val="ListParagraph"/>
         <w:numPr>
           <w:ilvl w:val="0"/>
           <w:numId w:val="1"/>
@@ -6301,7 +6309,7 @@
     </w:p>
     <w:p>
       <w:pPr>
-        <w:pStyle w:val="DaftarParagraf"/>
+        <w:pStyle w:val="ListParagraph"/>
         <w:numPr>
           <w:ilvl w:val="0"/>
           <w:numId w:val="1"/>
@@ -6963,7 +6971,7 @@
     </w:p>
     <w:p>
       <w:pPr>
-        <w:pStyle w:val="DaftarParagraf"/>
+        <w:pStyle w:val="ListParagraph"/>
         <w:numPr>
           <w:ilvl w:val="0"/>
           <w:numId w:val="21"/>
@@ -6986,7 +6994,7 @@
     </w:p>
     <w:p>
       <w:pPr>
-        <w:pStyle w:val="DaftarParagraf"/>
+        <w:pStyle w:val="ListParagraph"/>
         <w:numPr>
           <w:ilvl w:val="1"/>
           <w:numId w:val="21"/>
@@ -7009,7 +7017,7 @@
     </w:p>
     <w:p>
       <w:pPr>
-        <w:pStyle w:val="DaftarParagraf"/>
+        <w:pStyle w:val="ListParagraph"/>
         <w:numPr>
           <w:ilvl w:val="1"/>
           <w:numId w:val="21"/>
@@ -7032,7 +7040,7 @@
     </w:p>
     <w:p>
       <w:pPr>
-        <w:pStyle w:val="DaftarParagraf"/>
+        <w:pStyle w:val="ListParagraph"/>
         <w:numPr>
           <w:ilvl w:val="1"/>
           <w:numId w:val="21"/>
@@ -7055,7 +7063,7 @@
     </w:p>
     <w:p>
       <w:pPr>
-        <w:pStyle w:val="DaftarParagraf"/>
+        <w:pStyle w:val="ListParagraph"/>
         <w:numPr>
           <w:ilvl w:val="0"/>
           <w:numId w:val="21"/>
@@ -7109,7 +7117,7 @@
     </w:p>
     <w:p>
       <w:pPr>
-        <w:pStyle w:val="DaftarParagraf"/>
+        <w:pStyle w:val="ListParagraph"/>
         <w:numPr>
           <w:ilvl w:val="0"/>
           <w:numId w:val="1"/>
@@ -7135,7 +7143,7 @@
     </w:p>
     <w:p>
       <w:pPr>
-        <w:pStyle w:val="DaftarParagraf"/>
+        <w:pStyle w:val="ListParagraph"/>
         <w:numPr>
           <w:ilvl w:val="0"/>
           <w:numId w:val="1"/>
@@ -7161,7 +7169,7 @@
     </w:p>
     <w:p>
       <w:pPr>
-        <w:pStyle w:val="DaftarParagraf"/>
+        <w:pStyle w:val="ListParagraph"/>
         <w:numPr>
           <w:ilvl w:val="0"/>
           <w:numId w:val="1"/>
@@ -7256,7 +7264,7 @@
     </w:p>
     <w:p>
       <w:pPr>
-        <w:pStyle w:val="DaftarParagraf"/>
+        <w:pStyle w:val="ListParagraph"/>
         <w:numPr>
           <w:ilvl w:val="0"/>
           <w:numId w:val="1"/>
@@ -7297,7 +7305,7 @@
     </w:p>
     <w:p>
       <w:pPr>
-        <w:pStyle w:val="DaftarParagraf"/>
+        <w:pStyle w:val="ListParagraph"/>
         <w:numPr>
           <w:ilvl w:val="0"/>
           <w:numId w:val="1"/>
@@ -7340,7 +7348,7 @@
     </w:p>
     <w:p>
       <w:pPr>
-        <w:pStyle w:val="DaftarParagraf"/>
+        <w:pStyle w:val="ListParagraph"/>
         <w:numPr>
           <w:ilvl w:val="0"/>
           <w:numId w:val="1"/>
@@ -7476,7 +7484,7 @@
     </w:p>
     <w:tbl>
       <w:tblPr>
-        <w:tblStyle w:val="KisiTabel"/>
+        <w:tblStyle w:val="TableGrid"/>
         <w:tblW w:w="8218" w:type="dxa"/>
         <w:tblInd w:w="959" w:type="dxa"/>
         <w:tblLook w:val="04A0" w:firstRow="1" w:lastRow="0" w:firstColumn="1" w:lastColumn="0" w:noHBand="0" w:noVBand="1"/>
@@ -8514,7 +8522,7 @@
     </w:p>
     <w:p>
       <w:pPr>
-        <w:pStyle w:val="DaftarParagraf"/>
+        <w:pStyle w:val="ListParagraph"/>
         <w:numPr>
           <w:ilvl w:val="0"/>
           <w:numId w:val="1"/>
@@ -8546,7 +8554,7 @@
     </w:p>
     <w:p>
       <w:pPr>
-        <w:pStyle w:val="DaftarParagraf"/>
+        <w:pStyle w:val="ListParagraph"/>
         <w:numPr>
           <w:ilvl w:val="0"/>
           <w:numId w:val="1"/>
@@ -8618,7 +8626,7 @@
     </w:p>
     <w:p>
       <w:pPr>
-        <w:pStyle w:val="DaftarParagraf"/>
+        <w:pStyle w:val="ListParagraph"/>
         <w:numPr>
           <w:ilvl w:val="0"/>
           <w:numId w:val="1"/>
@@ -8644,7 +8652,7 @@
     </w:p>
     <w:p>
       <w:pPr>
-        <w:pStyle w:val="DaftarParagraf"/>
+        <w:pStyle w:val="ListParagraph"/>
         <w:numPr>
           <w:ilvl w:val="0"/>
           <w:numId w:val="1"/>
@@ -8670,7 +8678,7 @@
     </w:p>
     <w:p>
       <w:pPr>
-        <w:pStyle w:val="DaftarParagraf"/>
+        <w:pStyle w:val="ListParagraph"/>
         <w:numPr>
           <w:ilvl w:val="0"/>
           <w:numId w:val="1"/>
@@ -8752,7 +8760,7 @@
     </w:p>
     <w:p>
       <w:pPr>
-        <w:pStyle w:val="Judul4"/>
+        <w:pStyle w:val="Heading4"/>
         <w:ind w:left="0" w:firstLine="0"/>
         <w:rPr>
           <w:rFonts w:ascii="Times New Roman" w:hAnsi="Times New Roman" w:cs="Times New Roman"/>
@@ -8762,7 +8770,7 @@
       </w:pPr>
       <w:r>
         <w:rPr>
-          <w:rStyle w:val="Kuat"/>
+          <w:rStyle w:val="Strong"/>
           <w:rFonts w:ascii="Times New Roman" w:hAnsi="Times New Roman" w:cs="Times New Roman"/>
           <w:b/>
           <w:bCs/>
@@ -8782,7 +8790,7 @@
       </w:pPr>
       <w:r>
         <w:rPr>
-          <w:rStyle w:val="Kuat"/>
+          <w:rStyle w:val="Strong"/>
         </w:rPr>
         <w:t>Ketercapaian Tujuan Pembelajaran</w:t>
       </w:r>
@@ -8840,7 +8848,7 @@
       </w:pPr>
       <w:r>
         <w:rPr>
-          <w:rStyle w:val="Kuat"/>
+          <w:rStyle w:val="Strong"/>
         </w:rPr>
         <w:t>Metode Pembelajaran</w:t>
       </w:r>
@@ -8898,7 +8906,7 @@
       </w:pPr>
       <w:r>
         <w:rPr>
-          <w:rStyle w:val="Kuat"/>
+          <w:rStyle w:val="Strong"/>
         </w:rPr>
         <w:t>Media dan Sumber Belajar</w:t>
       </w:r>
@@ -8956,7 +8964,7 @@
       </w:pPr>
       <w:r>
         <w:rPr>
-          <w:rStyle w:val="Kuat"/>
+          <w:rStyle w:val="Strong"/>
         </w:rPr>
         <w:t>Kendala yang Dihadapi</w:t>
       </w:r>
@@ -9006,7 +9014,7 @@
     </w:p>
     <w:p>
       <w:pPr>
-        <w:pStyle w:val="Judul4"/>
+        <w:pStyle w:val="Heading4"/>
         <w:ind w:left="0" w:firstLine="0"/>
         <w:rPr>
           <w:rFonts w:ascii="Times New Roman" w:hAnsi="Times New Roman" w:cs="Times New Roman"/>
@@ -9016,7 +9024,7 @@
       </w:pPr>
       <w:r>
         <w:rPr>
-          <w:rStyle w:val="Kuat"/>
+          <w:rStyle w:val="Strong"/>
           <w:rFonts w:ascii="Times New Roman" w:hAnsi="Times New Roman" w:cs="Times New Roman"/>
           <w:b/>
           <w:bCs/>
@@ -9088,7 +9096,7 @@
     </w:p>
     <w:p>
       <w:pPr>
-        <w:pStyle w:val="Judul4"/>
+        <w:pStyle w:val="Heading4"/>
         <w:ind w:left="0" w:firstLine="0"/>
         <w:rPr>
           <w:rFonts w:ascii="Times New Roman" w:hAnsi="Times New Roman" w:cs="Times New Roman"/>
@@ -9098,7 +9106,7 @@
       </w:pPr>
       <w:r>
         <w:rPr>
-          <w:rStyle w:val="Kuat"/>
+          <w:rStyle w:val="Strong"/>
           <w:rFonts w:ascii="Times New Roman" w:hAnsi="Times New Roman" w:cs="Times New Roman"/>
           <w:b/>
           <w:bCs/>
@@ -9249,7 +9257,7 @@
     </w:p>
     <w:p>
       <w:pPr>
-        <w:pStyle w:val="Judul4"/>
+        <w:pStyle w:val="Heading4"/>
         <w:ind w:left="0" w:firstLine="0"/>
         <w:rPr>
           <w:rFonts w:ascii="Times New Roman" w:hAnsi="Times New Roman" w:cs="Times New Roman"/>
@@ -9259,7 +9267,7 @@
       </w:pPr>
       <w:r>
         <w:rPr>
-          <w:rStyle w:val="Kuat"/>
+          <w:rStyle w:val="Strong"/>
           <w:rFonts w:ascii="Times New Roman" w:hAnsi="Times New Roman" w:cs="Times New Roman"/>
           <w:b/>
           <w:bCs/>
@@ -9339,7 +9347,7 @@
     </w:p>
     <w:p>
       <w:pPr>
-        <w:pStyle w:val="Judul4"/>
+        <w:pStyle w:val="Heading4"/>
         <w:ind w:left="0" w:firstLine="0"/>
         <w:rPr>
           <w:rFonts w:ascii="Times New Roman" w:hAnsi="Times New Roman" w:cs="Times New Roman"/>
@@ -9349,7 +9357,7 @@
       </w:pPr>
       <w:r>
         <w:rPr>
-          <w:rStyle w:val="Kuat"/>
+          <w:rStyle w:val="Strong"/>
           <w:rFonts w:ascii="Times New Roman" w:hAnsi="Times New Roman" w:cs="Times New Roman"/>
           <w:b/>
           <w:bCs/>
@@ -9377,7 +9385,7 @@
       </w:pPr>
       <w:r>
         <w:rPr>
-          <w:rStyle w:val="Kuat"/>
+          <w:rStyle w:val="Strong"/>
         </w:rPr>
         <w:t>Mindfull Learning (Fokus dan Kesadaran Penuh)</w:t>
       </w:r>
@@ -9386,7 +9394,7 @@
       </w:r>
       <w:r>
         <w:rPr>
-          <w:rStyle w:val="Kuat"/>
+          <w:rStyle w:val="Strong"/>
         </w:rPr>
         <w:t>Soal 1</w:t>
       </w:r>
@@ -9412,7 +9420,7 @@
       </w:pPr>
       <w:r>
         <w:rPr>
-          <w:rStyle w:val="Kuat"/>
+          <w:rStyle w:val="Strong"/>
         </w:rPr>
         <w:t>Joyfull Learning (Pembelajaran Menyenangkan)</w:t>
       </w:r>
@@ -9421,7 +9429,7 @@
       </w:r>
       <w:r>
         <w:rPr>
-          <w:rStyle w:val="Kuat"/>
+          <w:rStyle w:val="Strong"/>
         </w:rPr>
         <w:t>Soal 2</w:t>
       </w:r>
@@ -9447,7 +9455,7 @@
       </w:pPr>
       <w:r>
         <w:rPr>
-          <w:rStyle w:val="Kuat"/>
+          <w:rStyle w:val="Strong"/>
         </w:rPr>
         <w:t>Meaningfull Learning (Pembelajaran Bermakna)</w:t>
       </w:r>
@@ -9456,7 +9464,7 @@
       </w:r>
       <w:r>
         <w:rPr>
-          <w:rStyle w:val="Kuat"/>
+          <w:rStyle w:val="Strong"/>
         </w:rPr>
         <w:t>Soal 3</w:t>
       </w:r>
@@ -10172,7 +10180,7 @@
     </w:p>
     <w:p>
       <w:pPr>
-        <w:pStyle w:val="DaftarParagraf"/>
+        <w:pStyle w:val="ListParagraph"/>
         <w:spacing w:before="60" w:after="60"/>
         <w:ind w:left="360"/>
         <w:rPr>
@@ -10696,7 +10704,7 @@
     </w:tbl>
     <w:tbl>
       <w:tblPr>
-        <w:tblStyle w:val="KisiTabel"/>
+        <w:tblStyle w:val="TableGrid"/>
         <w:tblW w:w="8505" w:type="dxa"/>
         <w:jc w:val="center"/>
         <w:tblBorders>
@@ -10799,7 +10807,7 @@
 </file>
 
 <file path=word/endnotes.xml><?xml version="1.0" encoding="utf-8"?>
-<w:endnotes xmlns:wpc="http://schemas.microsoft.com/office/word/2010/wordprocessingCanvas" xmlns:cx="http://schemas.microsoft.com/office/drawing/2014/chartex" xmlns:cx1="http://schemas.microsoft.com/office/drawing/2015/9/8/chartex" xmlns:cx2="http://schemas.microsoft.com/office/drawing/2015/10/21/chartex" xmlns:cx3="http://schemas.microsoft.com/office/drawing/2016/5/9/chartex" xmlns:cx4="http://schemas.microsoft.com/office/drawing/2016/5/10/chartex" xmlns:cx5="http://schemas.microsoft.com/office/drawing/2016/5/11/chartex" xmlns:cx6="http://schemas.microsoft.com/office/drawing/2016/5/12/chartex" xmlns:cx7="http://schemas.microsoft.com/office/drawing/2016/5/13/chartex" xmlns:cx8="http://schemas.microsoft.com/office/drawing/2016/5/14/chartex" xmlns:mc="http://schemas.openxmlformats.org/markup-compatibility/2006" xmlns:aink="http://schemas.microsoft.com/office/drawing/2016/ink" xmlns:am3d="http://schemas.microsoft.com/office/drawing/2017/model3d" xmlns:o="urn:schemas-microsoft-com:office:office" xmlns:oel="http://schemas.microsoft.com/office/2019/extlst" xmlns:r="http://schemas.openxmlformats.org/officeDocument/2006/relationships" xmlns:m="http://schemas.openxmlformats.org/officeDocument/2006/math" xmlns:v="urn:schemas-microsoft-com:vml" xmlns:wp14="http://schemas.microsoft.com/office/word/2010/wordprocessingDrawing" xmlns:wp="http://schemas.openxmlformats.org/drawingml/2006/wordprocessingDrawing" xmlns:w10="urn:schemas-microsoft-com:office:word" xmlns:w="http://schemas.openxmlformats.org/wordprocessingml/2006/main" xmlns:w14="http://schemas.microsoft.com/office/word/2010/wordml" xmlns:w15="http://schemas.microsoft.com/office/word/2012/wordml" xmlns:w16cex="http://schemas.microsoft.com/office/word/2018/wordml/cex" xmlns:w16cid="http://schemas.microsoft.com/office/word/2016/wordml/cid" xmlns:w16="http://schemas.microsoft.com/office/word/2018/wordml" xmlns:w16sdtdh="http://schemas.microsoft.com/office/word/2020/wordml/sdtdatahash" xmlns:w16se="http://schemas.microsoft.com/office/word/2015/wordml/symex" xmlns:wpg="http://schemas.microsoft.com/office/word/2010/wordprocessingGroup" xmlns:wpi="http://schemas.microsoft.com/office/word/2010/wordprocessingInk" xmlns:wne="http://schemas.microsoft.com/office/word/2006/wordml" xmlns:wps="http://schemas.microsoft.com/office/word/2010/wordprocessingShape" mc:Ignorable="w14 w15 w16se w16cid w16 w16cex w16sdtdh wp14">
+<w:endnotes xmlns:wpc="http://schemas.microsoft.com/office/word/2010/wordprocessingCanvas" xmlns:cx="http://schemas.microsoft.com/office/drawing/2014/chartex" xmlns:cx1="http://schemas.microsoft.com/office/drawing/2015/9/8/chartex" xmlns:cx2="http://schemas.microsoft.com/office/drawing/2015/10/21/chartex" xmlns:cx3="http://schemas.microsoft.com/office/drawing/2016/5/9/chartex" xmlns:cx4="http://schemas.microsoft.com/office/drawing/2016/5/10/chartex" xmlns:cx5="http://schemas.microsoft.com/office/drawing/2016/5/11/chartex" xmlns:cx6="http://schemas.microsoft.com/office/drawing/2016/5/12/chartex" xmlns:cx7="http://schemas.microsoft.com/office/drawing/2016/5/13/chartex" xmlns:cx8="http://schemas.microsoft.com/office/drawing/2016/5/14/chartex" xmlns:mc="http://schemas.openxmlformats.org/markup-compatibility/2006" xmlns:aink="http://schemas.microsoft.com/office/drawing/2016/ink" xmlns:am3d="http://schemas.microsoft.com/office/drawing/2017/model3d" xmlns:o="urn:schemas-microsoft-com:office:office" xmlns:oel="http://schemas.microsoft.com/office/2019/extlst" xmlns:r="http://schemas.openxmlformats.org/officeDocument/2006/relationships" xmlns:m="http://schemas.openxmlformats.org/officeDocument/2006/math" xmlns:v="urn:schemas-microsoft-com:vml" xmlns:wp14="http://schemas.microsoft.com/office/word/2010/wordprocessingDrawing" xmlns:wp="http://schemas.openxmlformats.org/drawingml/2006/wordprocessingDrawing" xmlns:w10="urn:schemas-microsoft-com:office:word" xmlns:w="http://schemas.openxmlformats.org/wordprocessingml/2006/main" xmlns:w14="http://schemas.microsoft.com/office/word/2010/wordml" xmlns:w15="http://schemas.microsoft.com/office/word/2012/wordml" xmlns:w16cex="http://schemas.microsoft.com/office/word/2018/wordml/cex" xmlns:w16cid="http://schemas.microsoft.com/office/word/2016/wordml/cid" xmlns:w16="http://schemas.microsoft.com/office/word/2018/wordml" xmlns:w16du="http://schemas.microsoft.com/office/word/2023/wordml/word16du" xmlns:w16sdtdh="http://schemas.microsoft.com/office/word/2020/wordml/sdtdatahash" xmlns:w16sdtfl="http://schemas.microsoft.com/office/word/2024/wordml/sdtformatlock" xmlns:w16se="http://schemas.microsoft.com/office/word/2015/wordml/symex" xmlns:wpg="http://schemas.microsoft.com/office/word/2010/wordprocessingGroup" xmlns:wpi="http://schemas.microsoft.com/office/word/2010/wordprocessingInk" xmlns:wne="http://schemas.microsoft.com/office/word/2006/wordml" xmlns:wps="http://schemas.microsoft.com/office/word/2010/wordprocessingShape" mc:Ignorable="w14 w15 w16se w16cid w16 w16cex w16sdtdh w16sdtfl w16du wp14">
   <w:endnote w:type="separator" w:id="-1">
     <w:p>
       <w:r>
@@ -10818,7 +10826,7 @@
 </file>
 
 <file path=word/footer1.xml><?xml version="1.0" encoding="utf-8"?>
-<w:ftr xmlns:wpc="http://schemas.microsoft.com/office/word/2010/wordprocessingCanvas" xmlns:cx="http://schemas.microsoft.com/office/drawing/2014/chartex" xmlns:cx1="http://schemas.microsoft.com/office/drawing/2015/9/8/chartex" xmlns:cx2="http://schemas.microsoft.com/office/drawing/2015/10/21/chartex" xmlns:cx3="http://schemas.microsoft.com/office/drawing/2016/5/9/chartex" xmlns:cx4="http://schemas.microsoft.com/office/drawing/2016/5/10/chartex" xmlns:cx5="http://schemas.microsoft.com/office/drawing/2016/5/11/chartex" xmlns:cx6="http://schemas.microsoft.com/office/drawing/2016/5/12/chartex" xmlns:cx7="http://schemas.microsoft.com/office/drawing/2016/5/13/chartex" xmlns:cx8="http://schemas.microsoft.com/office/drawing/2016/5/14/chartex" xmlns:mc="http://schemas.openxmlformats.org/markup-compatibility/2006" xmlns:aink="http://schemas.microsoft.com/office/drawing/2016/ink" xmlns:am3d="http://schemas.microsoft.com/office/drawing/2017/model3d" xmlns:o="urn:schemas-microsoft-com:office:office" xmlns:oel="http://schemas.microsoft.com/office/2019/extlst" xmlns:r="http://schemas.openxmlformats.org/officeDocument/2006/relationships" xmlns:m="http://schemas.openxmlformats.org/officeDocument/2006/math" xmlns:v="urn:schemas-microsoft-com:vml" xmlns:wp14="http://schemas.microsoft.com/office/word/2010/wordprocessingDrawing" xmlns:wp="http://schemas.openxmlformats.org/drawingml/2006/wordprocessingDrawing" xmlns:w10="urn:schemas-microsoft-com:office:word" xmlns:w="http://schemas.openxmlformats.org/wordprocessingml/2006/main" xmlns:w14="http://schemas.microsoft.com/office/word/2010/wordml" xmlns:w15="http://schemas.microsoft.com/office/word/2012/wordml" xmlns:w16cex="http://schemas.microsoft.com/office/word/2018/wordml/cex" xmlns:w16cid="http://schemas.microsoft.com/office/word/2016/wordml/cid" xmlns:w16="http://schemas.microsoft.com/office/word/2018/wordml" xmlns:w16sdtdh="http://schemas.microsoft.com/office/word/2020/wordml/sdtdatahash" xmlns:w16se="http://schemas.microsoft.com/office/word/2015/wordml/symex" xmlns:wpg="http://schemas.microsoft.com/office/word/2010/wordprocessingGroup" xmlns:wpi="http://schemas.microsoft.com/office/word/2010/wordprocessingInk" xmlns:wne="http://schemas.microsoft.com/office/word/2006/wordml" xmlns:wps="http://schemas.microsoft.com/office/word/2010/wordprocessingShape" mc:Ignorable="w14 w15 w16se w16cid w16 w16cex w16sdtdh wp14">
+<w:ftr xmlns:wpc="http://schemas.microsoft.com/office/word/2010/wordprocessingCanvas" xmlns:cx="http://schemas.microsoft.com/office/drawing/2014/chartex" xmlns:cx1="http://schemas.microsoft.com/office/drawing/2015/9/8/chartex" xmlns:cx2="http://schemas.microsoft.com/office/drawing/2015/10/21/chartex" xmlns:cx3="http://schemas.microsoft.com/office/drawing/2016/5/9/chartex" xmlns:cx4="http://schemas.microsoft.com/office/drawing/2016/5/10/chartex" xmlns:cx5="http://schemas.microsoft.com/office/drawing/2016/5/11/chartex" xmlns:cx6="http://schemas.microsoft.com/office/drawing/2016/5/12/chartex" xmlns:cx7="http://schemas.microsoft.com/office/drawing/2016/5/13/chartex" xmlns:cx8="http://schemas.microsoft.com/office/drawing/2016/5/14/chartex" xmlns:mc="http://schemas.openxmlformats.org/markup-compatibility/2006" xmlns:aink="http://schemas.microsoft.com/office/drawing/2016/ink" xmlns:am3d="http://schemas.microsoft.com/office/drawing/2017/model3d" xmlns:o="urn:schemas-microsoft-com:office:office" xmlns:oel="http://schemas.microsoft.com/office/2019/extlst" xmlns:r="http://schemas.openxmlformats.org/officeDocument/2006/relationships" xmlns:m="http://schemas.openxmlformats.org/officeDocument/2006/math" xmlns:v="urn:schemas-microsoft-com:vml" xmlns:wp14="http://schemas.microsoft.com/office/word/2010/wordprocessingDrawing" xmlns:wp="http://schemas.openxmlformats.org/drawingml/2006/wordprocessingDrawing" xmlns:w10="urn:schemas-microsoft-com:office:word" xmlns:w="http://schemas.openxmlformats.org/wordprocessingml/2006/main" xmlns:w14="http://schemas.microsoft.com/office/word/2010/wordml" xmlns:w15="http://schemas.microsoft.com/office/word/2012/wordml" xmlns:w16cex="http://schemas.microsoft.com/office/word/2018/wordml/cex" xmlns:w16cid="http://schemas.microsoft.com/office/word/2016/wordml/cid" xmlns:w16="http://schemas.microsoft.com/office/word/2018/wordml" xmlns:w16du="http://schemas.microsoft.com/office/word/2023/wordml/word16du" xmlns:w16sdtdh="http://schemas.microsoft.com/office/word/2020/wordml/sdtdatahash" xmlns:w16sdtfl="http://schemas.microsoft.com/office/word/2024/wordml/sdtformatlock" xmlns:w16se="http://schemas.microsoft.com/office/word/2015/wordml/symex" xmlns:wpg="http://schemas.microsoft.com/office/word/2010/wordprocessingGroup" xmlns:wpi="http://schemas.microsoft.com/office/word/2010/wordprocessingInk" xmlns:wne="http://schemas.microsoft.com/office/word/2006/wordml" xmlns:wps="http://schemas.microsoft.com/office/word/2010/wordprocessingShape" mc:Ignorable="w14 w15 w16se w16cid w16 w16cex w16sdtdh w16sdtfl w16du wp14">
   <w:p>
     <w:pPr>
       <w:pStyle w:val="Footer"/>
@@ -10828,7 +10836,7 @@
 </file>
 
 <file path=word/footer2.xml><?xml version="1.0" encoding="utf-8"?>
-<w:ftr xmlns:wpc="http://schemas.microsoft.com/office/word/2010/wordprocessingCanvas" xmlns:cx="http://schemas.microsoft.com/office/drawing/2014/chartex" xmlns:cx1="http://schemas.microsoft.com/office/drawing/2015/9/8/chartex" xmlns:cx2="http://schemas.microsoft.com/office/drawing/2015/10/21/chartex" xmlns:cx3="http://schemas.microsoft.com/office/drawing/2016/5/9/chartex" xmlns:cx4="http://schemas.microsoft.com/office/drawing/2016/5/10/chartex" xmlns:cx5="http://schemas.microsoft.com/office/drawing/2016/5/11/chartex" xmlns:cx6="http://schemas.microsoft.com/office/drawing/2016/5/12/chartex" xmlns:cx7="http://schemas.microsoft.com/office/drawing/2016/5/13/chartex" xmlns:cx8="http://schemas.microsoft.com/office/drawing/2016/5/14/chartex" xmlns:mc="http://schemas.openxmlformats.org/markup-compatibility/2006" xmlns:aink="http://schemas.microsoft.com/office/drawing/2016/ink" xmlns:am3d="http://schemas.microsoft.com/office/drawing/2017/model3d" xmlns:o="urn:schemas-microsoft-com:office:office" xmlns:oel="http://schemas.microsoft.com/office/2019/extlst" xmlns:r="http://schemas.openxmlformats.org/officeDocument/2006/relationships" xmlns:m="http://schemas.openxmlformats.org/officeDocument/2006/math" xmlns:v="urn:schemas-microsoft-com:vml" xmlns:wp14="http://schemas.microsoft.com/office/word/2010/wordprocessingDrawing" xmlns:wp="http://schemas.openxmlformats.org/drawingml/2006/wordprocessingDrawing" xmlns:w10="urn:schemas-microsoft-com:office:word" xmlns:w="http://schemas.openxmlformats.org/wordprocessingml/2006/main" xmlns:w14="http://schemas.microsoft.com/office/word/2010/wordml" xmlns:w15="http://schemas.microsoft.com/office/word/2012/wordml" xmlns:w16cex="http://schemas.microsoft.com/office/word/2018/wordml/cex" xmlns:w16cid="http://schemas.microsoft.com/office/word/2016/wordml/cid" xmlns:w16="http://schemas.microsoft.com/office/word/2018/wordml" xmlns:w16sdtdh="http://schemas.microsoft.com/office/word/2020/wordml/sdtdatahash" xmlns:w16se="http://schemas.microsoft.com/office/word/2015/wordml/symex" xmlns:wpg="http://schemas.microsoft.com/office/word/2010/wordprocessingGroup" xmlns:wpi="http://schemas.microsoft.com/office/word/2010/wordprocessingInk" xmlns:wne="http://schemas.microsoft.com/office/word/2006/wordml" xmlns:wps="http://schemas.microsoft.com/office/word/2010/wordprocessingShape" mc:Ignorable="w14 w15 w16se w16cid w16 w16cex w16sdtdh wp14">
+<w:ftr xmlns:wpc="http://schemas.microsoft.com/office/word/2010/wordprocessingCanvas" xmlns:cx="http://schemas.microsoft.com/office/drawing/2014/chartex" xmlns:cx1="http://schemas.microsoft.com/office/drawing/2015/9/8/chartex" xmlns:cx2="http://schemas.microsoft.com/office/drawing/2015/10/21/chartex" xmlns:cx3="http://schemas.microsoft.com/office/drawing/2016/5/9/chartex" xmlns:cx4="http://schemas.microsoft.com/office/drawing/2016/5/10/chartex" xmlns:cx5="http://schemas.microsoft.com/office/drawing/2016/5/11/chartex" xmlns:cx6="http://schemas.microsoft.com/office/drawing/2016/5/12/chartex" xmlns:cx7="http://schemas.microsoft.com/office/drawing/2016/5/13/chartex" xmlns:cx8="http://schemas.microsoft.com/office/drawing/2016/5/14/chartex" xmlns:mc="http://schemas.openxmlformats.org/markup-compatibility/2006" xmlns:aink="http://schemas.microsoft.com/office/drawing/2016/ink" xmlns:am3d="http://schemas.microsoft.com/office/drawing/2017/model3d" xmlns:o="urn:schemas-microsoft-com:office:office" xmlns:oel="http://schemas.microsoft.com/office/2019/extlst" xmlns:r="http://schemas.openxmlformats.org/officeDocument/2006/relationships" xmlns:m="http://schemas.openxmlformats.org/officeDocument/2006/math" xmlns:v="urn:schemas-microsoft-com:vml" xmlns:wp14="http://schemas.microsoft.com/office/word/2010/wordprocessingDrawing" xmlns:wp="http://schemas.openxmlformats.org/drawingml/2006/wordprocessingDrawing" xmlns:w10="urn:schemas-microsoft-com:office:word" xmlns:w="http://schemas.openxmlformats.org/wordprocessingml/2006/main" xmlns:w14="http://schemas.microsoft.com/office/word/2010/wordml" xmlns:w15="http://schemas.microsoft.com/office/word/2012/wordml" xmlns:w16cex="http://schemas.microsoft.com/office/word/2018/wordml/cex" xmlns:w16cid="http://schemas.microsoft.com/office/word/2016/wordml/cid" xmlns:w16="http://schemas.microsoft.com/office/word/2018/wordml" xmlns:w16du="http://schemas.microsoft.com/office/word/2023/wordml/word16du" xmlns:w16sdtdh="http://schemas.microsoft.com/office/word/2020/wordml/sdtdatahash" xmlns:w16sdtfl="http://schemas.microsoft.com/office/word/2024/wordml/sdtformatlock" xmlns:w16se="http://schemas.microsoft.com/office/word/2015/wordml/symex" xmlns:wpg="http://schemas.microsoft.com/office/word/2010/wordprocessingGroup" xmlns:wpi="http://schemas.microsoft.com/office/word/2010/wordprocessingInk" xmlns:wne="http://schemas.microsoft.com/office/word/2006/wordml" xmlns:wps="http://schemas.microsoft.com/office/word/2010/wordprocessingShape" mc:Ignorable="w14 w15 w16se w16cid w16 w16cex w16sdtdh w16sdtfl w16du wp14">
   <w:p>
     <w:pPr>
       <w:pStyle w:val="Footer"/>
@@ -10838,7 +10846,7 @@
 </file>
 
 <file path=word/footer3.xml><?xml version="1.0" encoding="utf-8"?>
-<w:ftr xmlns:wpc="http://schemas.microsoft.com/office/word/2010/wordprocessingCanvas" xmlns:cx="http://schemas.microsoft.com/office/drawing/2014/chartex" xmlns:cx1="http://schemas.microsoft.com/office/drawing/2015/9/8/chartex" xmlns:cx2="http://schemas.microsoft.com/office/drawing/2015/10/21/chartex" xmlns:cx3="http://schemas.microsoft.com/office/drawing/2016/5/9/chartex" xmlns:cx4="http://schemas.microsoft.com/office/drawing/2016/5/10/chartex" xmlns:cx5="http://schemas.microsoft.com/office/drawing/2016/5/11/chartex" xmlns:cx6="http://schemas.microsoft.com/office/drawing/2016/5/12/chartex" xmlns:cx7="http://schemas.microsoft.com/office/drawing/2016/5/13/chartex" xmlns:cx8="http://schemas.microsoft.com/office/drawing/2016/5/14/chartex" xmlns:mc="http://schemas.openxmlformats.org/markup-compatibility/2006" xmlns:aink="http://schemas.microsoft.com/office/drawing/2016/ink" xmlns:am3d="http://schemas.microsoft.com/office/drawing/2017/model3d" xmlns:o="urn:schemas-microsoft-com:office:office" xmlns:oel="http://schemas.microsoft.com/office/2019/extlst" xmlns:r="http://schemas.openxmlformats.org/officeDocument/2006/relationships" xmlns:m="http://schemas.openxmlformats.org/officeDocument/2006/math" xmlns:v="urn:schemas-microsoft-com:vml" xmlns:wp14="http://schemas.microsoft.com/office/word/2010/wordprocessingDrawing" xmlns:wp="http://schemas.openxmlformats.org/drawingml/2006/wordprocessingDrawing" xmlns:w10="urn:schemas-microsoft-com:office:word" xmlns:w="http://schemas.openxmlformats.org/wordprocessingml/2006/main" xmlns:w14="http://schemas.microsoft.com/office/word/2010/wordml" xmlns:w15="http://schemas.microsoft.com/office/word/2012/wordml" xmlns:w16cex="http://schemas.microsoft.com/office/word/2018/wordml/cex" xmlns:w16cid="http://schemas.microsoft.com/office/word/2016/wordml/cid" xmlns:w16="http://schemas.microsoft.com/office/word/2018/wordml" xmlns:w16sdtdh="http://schemas.microsoft.com/office/word/2020/wordml/sdtdatahash" xmlns:w16se="http://schemas.microsoft.com/office/word/2015/wordml/symex" xmlns:wpg="http://schemas.microsoft.com/office/word/2010/wordprocessingGroup" xmlns:wpi="http://schemas.microsoft.com/office/word/2010/wordprocessingInk" xmlns:wne="http://schemas.microsoft.com/office/word/2006/wordml" xmlns:wps="http://schemas.microsoft.com/office/word/2010/wordprocessingShape" mc:Ignorable="w14 w15 w16se w16cid w16 w16cex w16sdtdh wp14">
+<w:ftr xmlns:wpc="http://schemas.microsoft.com/office/word/2010/wordprocessingCanvas" xmlns:cx="http://schemas.microsoft.com/office/drawing/2014/chartex" xmlns:cx1="http://schemas.microsoft.com/office/drawing/2015/9/8/chartex" xmlns:cx2="http://schemas.microsoft.com/office/drawing/2015/10/21/chartex" xmlns:cx3="http://schemas.microsoft.com/office/drawing/2016/5/9/chartex" xmlns:cx4="http://schemas.microsoft.com/office/drawing/2016/5/10/chartex" xmlns:cx5="http://schemas.microsoft.com/office/drawing/2016/5/11/chartex" xmlns:cx6="http://schemas.microsoft.com/office/drawing/2016/5/12/chartex" xmlns:cx7="http://schemas.microsoft.com/office/drawing/2016/5/13/chartex" xmlns:cx8="http://schemas.microsoft.com/office/drawing/2016/5/14/chartex" xmlns:mc="http://schemas.openxmlformats.org/markup-compatibility/2006" xmlns:aink="http://schemas.microsoft.com/office/drawing/2016/ink" xmlns:am3d="http://schemas.microsoft.com/office/drawing/2017/model3d" xmlns:o="urn:schemas-microsoft-com:office:office" xmlns:oel="http://schemas.microsoft.com/office/2019/extlst" xmlns:r="http://schemas.openxmlformats.org/officeDocument/2006/relationships" xmlns:m="http://schemas.openxmlformats.org/officeDocument/2006/math" xmlns:v="urn:schemas-microsoft-com:vml" xmlns:wp14="http://schemas.microsoft.com/office/word/2010/wordprocessingDrawing" xmlns:wp="http://schemas.openxmlformats.org/drawingml/2006/wordprocessingDrawing" xmlns:w10="urn:schemas-microsoft-com:office:word" xmlns:w="http://schemas.openxmlformats.org/wordprocessingml/2006/main" xmlns:w14="http://schemas.microsoft.com/office/word/2010/wordml" xmlns:w15="http://schemas.microsoft.com/office/word/2012/wordml" xmlns:w16cex="http://schemas.microsoft.com/office/word/2018/wordml/cex" xmlns:w16cid="http://schemas.microsoft.com/office/word/2016/wordml/cid" xmlns:w16="http://schemas.microsoft.com/office/word/2018/wordml" xmlns:w16du="http://schemas.microsoft.com/office/word/2023/wordml/word16du" xmlns:w16sdtdh="http://schemas.microsoft.com/office/word/2020/wordml/sdtdatahash" xmlns:w16sdtfl="http://schemas.microsoft.com/office/word/2024/wordml/sdtformatlock" xmlns:w16se="http://schemas.microsoft.com/office/word/2015/wordml/symex" xmlns:wpg="http://schemas.microsoft.com/office/word/2010/wordprocessingGroup" xmlns:wpi="http://schemas.microsoft.com/office/word/2010/wordprocessingInk" xmlns:wne="http://schemas.microsoft.com/office/word/2006/wordml" xmlns:wps="http://schemas.microsoft.com/office/word/2010/wordprocessingShape" mc:Ignorable="w14 w15 w16se w16cid w16 w16cex w16sdtdh w16sdtfl w16du wp14">
   <w:p>
     <w:pPr>
       <w:pStyle w:val="Footer"/>
@@ -10848,7 +10856,7 @@
 </file>
 
 <file path=word/footnotes.xml><?xml version="1.0" encoding="utf-8"?>
-<w:footnotes xmlns:wpc="http://schemas.microsoft.com/office/word/2010/wordprocessingCanvas" xmlns:cx="http://schemas.microsoft.com/office/drawing/2014/chartex" xmlns:cx1="http://schemas.microsoft.com/office/drawing/2015/9/8/chartex" xmlns:cx2="http://schemas.microsoft.com/office/drawing/2015/10/21/chartex" xmlns:cx3="http://schemas.microsoft.com/office/drawing/2016/5/9/chartex" xmlns:cx4="http://schemas.microsoft.com/office/drawing/2016/5/10/chartex" xmlns:cx5="http://schemas.microsoft.com/office/drawing/2016/5/11/chartex" xmlns:cx6="http://schemas.microsoft.com/office/drawing/2016/5/12/chartex" xmlns:cx7="http://schemas.microsoft.com/office/drawing/2016/5/13/chartex" xmlns:cx8="http://schemas.microsoft.com/office/drawing/2016/5/14/chartex" xmlns:mc="http://schemas.openxmlformats.org/markup-compatibility/2006" xmlns:aink="http://schemas.microsoft.com/office/drawing/2016/ink" xmlns:am3d="http://schemas.microsoft.com/office/drawing/2017/model3d" xmlns:o="urn:schemas-microsoft-com:office:office" xmlns:oel="http://schemas.microsoft.com/office/2019/extlst" xmlns:r="http://schemas.openxmlformats.org/officeDocument/2006/relationships" xmlns:m="http://schemas.openxmlformats.org/officeDocument/2006/math" xmlns:v="urn:schemas-microsoft-com:vml" xmlns:wp14="http://schemas.microsoft.com/office/word/2010/wordprocessingDrawing" xmlns:wp="http://schemas.openxmlformats.org/drawingml/2006/wordprocessingDrawing" xmlns:w10="urn:schemas-microsoft-com:office:word" xmlns:w="http://schemas.openxmlformats.org/wordprocessingml/2006/main" xmlns:w14="http://schemas.microsoft.com/office/word/2010/wordml" xmlns:w15="http://schemas.microsoft.com/office/word/2012/wordml" xmlns:w16cex="http://schemas.microsoft.com/office/word/2018/wordml/cex" xmlns:w16cid="http://schemas.microsoft.com/office/word/2016/wordml/cid" xmlns:w16="http://schemas.microsoft.com/office/word/2018/wordml" xmlns:w16sdtdh="http://schemas.microsoft.com/office/word/2020/wordml/sdtdatahash" xmlns:w16se="http://schemas.microsoft.com/office/word/2015/wordml/symex" xmlns:wpg="http://schemas.microsoft.com/office/word/2010/wordprocessingGroup" xmlns:wpi="http://schemas.microsoft.com/office/word/2010/wordprocessingInk" xmlns:wne="http://schemas.microsoft.com/office/word/2006/wordml" xmlns:wps="http://schemas.microsoft.com/office/word/2010/wordprocessingShape" mc:Ignorable="w14 w15 w16se w16cid w16 w16cex w16sdtdh wp14">
+<w:footnotes xmlns:wpc="http://schemas.microsoft.com/office/word/2010/wordprocessingCanvas" xmlns:cx="http://schemas.microsoft.com/office/drawing/2014/chartex" xmlns:cx1="http://schemas.microsoft.com/office/drawing/2015/9/8/chartex" xmlns:cx2="http://schemas.microsoft.com/office/drawing/2015/10/21/chartex" xmlns:cx3="http://schemas.microsoft.com/office/drawing/2016/5/9/chartex" xmlns:cx4="http://schemas.microsoft.com/office/drawing/2016/5/10/chartex" xmlns:cx5="http://schemas.microsoft.com/office/drawing/2016/5/11/chartex" xmlns:cx6="http://schemas.microsoft.com/office/drawing/2016/5/12/chartex" xmlns:cx7="http://schemas.microsoft.com/office/drawing/2016/5/13/chartex" xmlns:cx8="http://schemas.microsoft.com/office/drawing/2016/5/14/chartex" xmlns:mc="http://schemas.openxmlformats.org/markup-compatibility/2006" xmlns:aink="http://schemas.microsoft.com/office/drawing/2016/ink" xmlns:am3d="http://schemas.microsoft.com/office/drawing/2017/model3d" xmlns:o="urn:schemas-microsoft-com:office:office" xmlns:oel="http://schemas.microsoft.com/office/2019/extlst" xmlns:r="http://schemas.openxmlformats.org/officeDocument/2006/relationships" xmlns:m="http://schemas.openxmlformats.org/officeDocument/2006/math" xmlns:v="urn:schemas-microsoft-com:vml" xmlns:wp14="http://schemas.microsoft.com/office/word/2010/wordprocessingDrawing" xmlns:wp="http://schemas.openxmlformats.org/drawingml/2006/wordprocessingDrawing" xmlns:w10="urn:schemas-microsoft-com:office:word" xmlns:w="http://schemas.openxmlformats.org/wordprocessingml/2006/main" xmlns:w14="http://schemas.microsoft.com/office/word/2010/wordml" xmlns:w15="http://schemas.microsoft.com/office/word/2012/wordml" xmlns:w16cex="http://schemas.microsoft.com/office/word/2018/wordml/cex" xmlns:w16cid="http://schemas.microsoft.com/office/word/2016/wordml/cid" xmlns:w16="http://schemas.microsoft.com/office/word/2018/wordml" xmlns:w16du="http://schemas.microsoft.com/office/word/2023/wordml/word16du" xmlns:w16sdtdh="http://schemas.microsoft.com/office/word/2020/wordml/sdtdatahash" xmlns:w16sdtfl="http://schemas.microsoft.com/office/word/2024/wordml/sdtformatlock" xmlns:w16se="http://schemas.microsoft.com/office/word/2015/wordml/symex" xmlns:wpg="http://schemas.microsoft.com/office/word/2010/wordprocessingGroup" xmlns:wpi="http://schemas.microsoft.com/office/word/2010/wordprocessingInk" xmlns:wne="http://schemas.microsoft.com/office/word/2006/wordml" xmlns:wps="http://schemas.microsoft.com/office/word/2010/wordprocessingShape" mc:Ignorable="w14 w15 w16se w16cid w16 w16cex w16sdtdh w16sdtfl w16du wp14">
   <w:footnote w:type="separator" w:id="-1">
     <w:p>
       <w:r>
@@ -10867,7 +10875,7 @@
 </file>
 
 <file path=word/header1.xml><?xml version="1.0" encoding="utf-8"?>
-<w:hdr xmlns:wpc="http://schemas.microsoft.com/office/word/2010/wordprocessingCanvas" xmlns:cx="http://schemas.microsoft.com/office/drawing/2014/chartex" xmlns:cx1="http://schemas.microsoft.com/office/drawing/2015/9/8/chartex" xmlns:cx2="http://schemas.microsoft.com/office/drawing/2015/10/21/chartex" xmlns:cx3="http://schemas.microsoft.com/office/drawing/2016/5/9/chartex" xmlns:cx4="http://schemas.microsoft.com/office/drawing/2016/5/10/chartex" xmlns:cx5="http://schemas.microsoft.com/office/drawing/2016/5/11/chartex" xmlns:cx6="http://schemas.microsoft.com/office/drawing/2016/5/12/chartex" xmlns:cx7="http://schemas.microsoft.com/office/drawing/2016/5/13/chartex" xmlns:cx8="http://schemas.microsoft.com/office/drawing/2016/5/14/chartex" xmlns:mc="http://schemas.openxmlformats.org/markup-compatibility/2006" xmlns:aink="http://schemas.microsoft.com/office/drawing/2016/ink" xmlns:am3d="http://schemas.microsoft.com/office/drawing/2017/model3d" xmlns:o="urn:schemas-microsoft-com:office:office" xmlns:oel="http://schemas.microsoft.com/office/2019/extlst" xmlns:r="http://schemas.openxmlformats.org/officeDocument/2006/relationships" xmlns:m="http://schemas.openxmlformats.org/officeDocument/2006/math" xmlns:v="urn:schemas-microsoft-com:vml" xmlns:wp14="http://schemas.microsoft.com/office/word/2010/wordprocessingDrawing" xmlns:wp="http://schemas.openxmlformats.org/drawingml/2006/wordprocessingDrawing" xmlns:w10="urn:schemas-microsoft-com:office:word" xmlns:w="http://schemas.openxmlformats.org/wordprocessingml/2006/main" xmlns:w14="http://schemas.microsoft.com/office/word/2010/wordml" xmlns:w15="http://schemas.microsoft.com/office/word/2012/wordml" xmlns:w16cex="http://schemas.microsoft.com/office/word/2018/wordml/cex" xmlns:w16cid="http://schemas.microsoft.com/office/word/2016/wordml/cid" xmlns:w16="http://schemas.microsoft.com/office/word/2018/wordml" xmlns:w16sdtdh="http://schemas.microsoft.com/office/word/2020/wordml/sdtdatahash" xmlns:w16se="http://schemas.microsoft.com/office/word/2015/wordml/symex" xmlns:wpg="http://schemas.microsoft.com/office/word/2010/wordprocessingGroup" xmlns:wpi="http://schemas.microsoft.com/office/word/2010/wordprocessingInk" xmlns:wne="http://schemas.microsoft.com/office/word/2006/wordml" xmlns:wps="http://schemas.microsoft.com/office/word/2010/wordprocessingShape" mc:Ignorable="w14 w15 w16se w16cid w16 w16cex w16sdtdh wp14">
+<w:hdr xmlns:wpc="http://schemas.microsoft.com/office/word/2010/wordprocessingCanvas" xmlns:cx="http://schemas.microsoft.com/office/drawing/2014/chartex" xmlns:cx1="http://schemas.microsoft.com/office/drawing/2015/9/8/chartex" xmlns:cx2="http://schemas.microsoft.com/office/drawing/2015/10/21/chartex" xmlns:cx3="http://schemas.microsoft.com/office/drawing/2016/5/9/chartex" xmlns:cx4="http://schemas.microsoft.com/office/drawing/2016/5/10/chartex" xmlns:cx5="http://schemas.microsoft.com/office/drawing/2016/5/11/chartex" xmlns:cx6="http://schemas.microsoft.com/office/drawing/2016/5/12/chartex" xmlns:cx7="http://schemas.microsoft.com/office/drawing/2016/5/13/chartex" xmlns:cx8="http://schemas.microsoft.com/office/drawing/2016/5/14/chartex" xmlns:mc="http://schemas.openxmlformats.org/markup-compatibility/2006" xmlns:aink="http://schemas.microsoft.com/office/drawing/2016/ink" xmlns:am3d="http://schemas.microsoft.com/office/drawing/2017/model3d" xmlns:o="urn:schemas-microsoft-com:office:office" xmlns:oel="http://schemas.microsoft.com/office/2019/extlst" xmlns:r="http://schemas.openxmlformats.org/officeDocument/2006/relationships" xmlns:m="http://schemas.openxmlformats.org/officeDocument/2006/math" xmlns:v="urn:schemas-microsoft-com:vml" xmlns:wp14="http://schemas.microsoft.com/office/word/2010/wordprocessingDrawing" xmlns:wp="http://schemas.openxmlformats.org/drawingml/2006/wordprocessingDrawing" xmlns:w10="urn:schemas-microsoft-com:office:word" xmlns:w="http://schemas.openxmlformats.org/wordprocessingml/2006/main" xmlns:w14="http://schemas.microsoft.com/office/word/2010/wordml" xmlns:w15="http://schemas.microsoft.com/office/word/2012/wordml" xmlns:w16cex="http://schemas.microsoft.com/office/word/2018/wordml/cex" xmlns:w16cid="http://schemas.microsoft.com/office/word/2016/wordml/cid" xmlns:w16="http://schemas.microsoft.com/office/word/2018/wordml" xmlns:w16du="http://schemas.microsoft.com/office/word/2023/wordml/word16du" xmlns:w16sdtdh="http://schemas.microsoft.com/office/word/2020/wordml/sdtdatahash" xmlns:w16sdtfl="http://schemas.microsoft.com/office/word/2024/wordml/sdtformatlock" xmlns:w16se="http://schemas.microsoft.com/office/word/2015/wordml/symex" xmlns:wpg="http://schemas.microsoft.com/office/word/2010/wordprocessingGroup" xmlns:wpi="http://schemas.microsoft.com/office/word/2010/wordprocessingInk" xmlns:wne="http://schemas.microsoft.com/office/word/2006/wordml" xmlns:wps="http://schemas.microsoft.com/office/word/2010/wordprocessingShape" mc:Ignorable="w14 w15 w16se w16cid w16 w16cex w16sdtdh w16sdtfl w16du wp14">
   <w:p>
     <w:pPr>
       <w:pStyle w:val="Header"/>
@@ -10877,7 +10885,7 @@
 </file>
 
 <file path=word/header2.xml><?xml version="1.0" encoding="utf-8"?>
-<w:hdr xmlns:wpc="http://schemas.microsoft.com/office/word/2010/wordprocessingCanvas" xmlns:cx="http://schemas.microsoft.com/office/drawing/2014/chartex" xmlns:cx1="http://schemas.microsoft.com/office/drawing/2015/9/8/chartex" xmlns:cx2="http://schemas.microsoft.com/office/drawing/2015/10/21/chartex" xmlns:cx3="http://schemas.microsoft.com/office/drawing/2016/5/9/chartex" xmlns:cx4="http://schemas.microsoft.com/office/drawing/2016/5/10/chartex" xmlns:cx5="http://schemas.microsoft.com/office/drawing/2016/5/11/chartex" xmlns:cx6="http://schemas.microsoft.com/office/drawing/2016/5/12/chartex" xmlns:cx7="http://schemas.microsoft.com/office/drawing/2016/5/13/chartex" xmlns:cx8="http://schemas.microsoft.com/office/drawing/2016/5/14/chartex" xmlns:mc="http://schemas.openxmlformats.org/markup-compatibility/2006" xmlns:aink="http://schemas.microsoft.com/office/drawing/2016/ink" xmlns:am3d="http://schemas.microsoft.com/office/drawing/2017/model3d" xmlns:o="urn:schemas-microsoft-com:office:office" xmlns:oel="http://schemas.microsoft.com/office/2019/extlst" xmlns:r="http://schemas.openxmlformats.org/officeDocument/2006/relationships" xmlns:m="http://schemas.openxmlformats.org/officeDocument/2006/math" xmlns:v="urn:schemas-microsoft-com:vml" xmlns:wp14="http://schemas.microsoft.com/office/word/2010/wordprocessingDrawing" xmlns:wp="http://schemas.openxmlformats.org/drawingml/2006/wordprocessingDrawing" xmlns:w10="urn:schemas-microsoft-com:office:word" xmlns:w="http://schemas.openxmlformats.org/wordprocessingml/2006/main" xmlns:w14="http://schemas.microsoft.com/office/word/2010/wordml" xmlns:w15="http://schemas.microsoft.com/office/word/2012/wordml" xmlns:w16cex="http://schemas.microsoft.com/office/word/2018/wordml/cex" xmlns:w16cid="http://schemas.microsoft.com/office/word/2016/wordml/cid" xmlns:w16="http://schemas.microsoft.com/office/word/2018/wordml" xmlns:w16sdtdh="http://schemas.microsoft.com/office/word/2020/wordml/sdtdatahash" xmlns:w16se="http://schemas.microsoft.com/office/word/2015/wordml/symex" xmlns:wpg="http://schemas.microsoft.com/office/word/2010/wordprocessingGroup" xmlns:wpi="http://schemas.microsoft.com/office/word/2010/wordprocessingInk" xmlns:wne="http://schemas.microsoft.com/office/word/2006/wordml" xmlns:wps="http://schemas.microsoft.com/office/word/2010/wordprocessingShape" mc:Ignorable="w14 w15 w16se w16cid w16 w16cex w16sdtdh wp14">
+<w:hdr xmlns:wpc="http://schemas.microsoft.com/office/word/2010/wordprocessingCanvas" xmlns:cx="http://schemas.microsoft.com/office/drawing/2014/chartex" xmlns:cx1="http://schemas.microsoft.com/office/drawing/2015/9/8/chartex" xmlns:cx2="http://schemas.microsoft.com/office/drawing/2015/10/21/chartex" xmlns:cx3="http://schemas.microsoft.com/office/drawing/2016/5/9/chartex" xmlns:cx4="http://schemas.microsoft.com/office/drawing/2016/5/10/chartex" xmlns:cx5="http://schemas.microsoft.com/office/drawing/2016/5/11/chartex" xmlns:cx6="http://schemas.microsoft.com/office/drawing/2016/5/12/chartex" xmlns:cx7="http://schemas.microsoft.com/office/drawing/2016/5/13/chartex" xmlns:cx8="http://schemas.microsoft.com/office/drawing/2016/5/14/chartex" xmlns:mc="http://schemas.openxmlformats.org/markup-compatibility/2006" xmlns:aink="http://schemas.microsoft.com/office/drawing/2016/ink" xmlns:am3d="http://schemas.microsoft.com/office/drawing/2017/model3d" xmlns:o="urn:schemas-microsoft-com:office:office" xmlns:oel="http://schemas.microsoft.com/office/2019/extlst" xmlns:r="http://schemas.openxmlformats.org/officeDocument/2006/relationships" xmlns:m="http://schemas.openxmlformats.org/officeDocument/2006/math" xmlns:v="urn:schemas-microsoft-com:vml" xmlns:wp14="http://schemas.microsoft.com/office/word/2010/wordprocessingDrawing" xmlns:wp="http://schemas.openxmlformats.org/drawingml/2006/wordprocessingDrawing" xmlns:w10="urn:schemas-microsoft-com:office:word" xmlns:w="http://schemas.openxmlformats.org/wordprocessingml/2006/main" xmlns:w14="http://schemas.microsoft.com/office/word/2010/wordml" xmlns:w15="http://schemas.microsoft.com/office/word/2012/wordml" xmlns:w16cex="http://schemas.microsoft.com/office/word/2018/wordml/cex" xmlns:w16cid="http://schemas.microsoft.com/office/word/2016/wordml/cid" xmlns:w16="http://schemas.microsoft.com/office/word/2018/wordml" xmlns:w16du="http://schemas.microsoft.com/office/word/2023/wordml/word16du" xmlns:w16sdtdh="http://schemas.microsoft.com/office/word/2020/wordml/sdtdatahash" xmlns:w16sdtfl="http://schemas.microsoft.com/office/word/2024/wordml/sdtformatlock" xmlns:w16se="http://schemas.microsoft.com/office/word/2015/wordml/symex" xmlns:wpg="http://schemas.microsoft.com/office/word/2010/wordprocessingGroup" xmlns:wpi="http://schemas.microsoft.com/office/word/2010/wordprocessingInk" xmlns:wne="http://schemas.microsoft.com/office/word/2006/wordml" xmlns:wps="http://schemas.microsoft.com/office/word/2010/wordprocessingShape" mc:Ignorable="w14 w15 w16se w16cid w16 w16cex w16sdtdh w16sdtfl w16du wp14">
   <w:p>
     <w:pPr>
       <w:pStyle w:val="Header"/>
@@ -10887,7 +10895,7 @@
 </file>
 
 <file path=word/header3.xml><?xml version="1.0" encoding="utf-8"?>
-<w:hdr xmlns:wpc="http://schemas.microsoft.com/office/word/2010/wordprocessingCanvas" xmlns:cx="http://schemas.microsoft.com/office/drawing/2014/chartex" xmlns:cx1="http://schemas.microsoft.com/office/drawing/2015/9/8/chartex" xmlns:cx2="http://schemas.microsoft.com/office/drawing/2015/10/21/chartex" xmlns:cx3="http://schemas.microsoft.com/office/drawing/2016/5/9/chartex" xmlns:cx4="http://schemas.microsoft.com/office/drawing/2016/5/10/chartex" xmlns:cx5="http://schemas.microsoft.com/office/drawing/2016/5/11/chartex" xmlns:cx6="http://schemas.microsoft.com/office/drawing/2016/5/12/chartex" xmlns:cx7="http://schemas.microsoft.com/office/drawing/2016/5/13/chartex" xmlns:cx8="http://schemas.microsoft.com/office/drawing/2016/5/14/chartex" xmlns:mc="http://schemas.openxmlformats.org/markup-compatibility/2006" xmlns:aink="http://schemas.microsoft.com/office/drawing/2016/ink" xmlns:am3d="http://schemas.microsoft.com/office/drawing/2017/model3d" xmlns:o="urn:schemas-microsoft-com:office:office" xmlns:oel="http://schemas.microsoft.com/office/2019/extlst" xmlns:r="http://schemas.openxmlformats.org/officeDocument/2006/relationships" xmlns:m="http://schemas.openxmlformats.org/officeDocument/2006/math" xmlns:v="urn:schemas-microsoft-com:vml" xmlns:wp14="http://schemas.microsoft.com/office/word/2010/wordprocessingDrawing" xmlns:wp="http://schemas.openxmlformats.org/drawingml/2006/wordprocessingDrawing" xmlns:w10="urn:schemas-microsoft-com:office:word" xmlns:w="http://schemas.openxmlformats.org/wordprocessingml/2006/main" xmlns:w14="http://schemas.microsoft.com/office/word/2010/wordml" xmlns:w15="http://schemas.microsoft.com/office/word/2012/wordml" xmlns:w16cex="http://schemas.microsoft.com/office/word/2018/wordml/cex" xmlns:w16cid="http://schemas.microsoft.com/office/word/2016/wordml/cid" xmlns:w16="http://schemas.microsoft.com/office/word/2018/wordml" xmlns:w16sdtdh="http://schemas.microsoft.com/office/word/2020/wordml/sdtdatahash" xmlns:w16se="http://schemas.microsoft.com/office/word/2015/wordml/symex" xmlns:wpg="http://schemas.microsoft.com/office/word/2010/wordprocessingGroup" xmlns:wpi="http://schemas.microsoft.com/office/word/2010/wordprocessingInk" xmlns:wne="http://schemas.microsoft.com/office/word/2006/wordml" xmlns:wps="http://schemas.microsoft.com/office/word/2010/wordprocessingShape" mc:Ignorable="w14 w15 w16se w16cid w16 w16cex w16sdtdh wp14">
+<w:hdr xmlns:wpc="http://schemas.microsoft.com/office/word/2010/wordprocessingCanvas" xmlns:cx="http://schemas.microsoft.com/office/drawing/2014/chartex" xmlns:cx1="http://schemas.microsoft.com/office/drawing/2015/9/8/chartex" xmlns:cx2="http://schemas.microsoft.com/office/drawing/2015/10/21/chartex" xmlns:cx3="http://schemas.microsoft.com/office/drawing/2016/5/9/chartex" xmlns:cx4="http://schemas.microsoft.com/office/drawing/2016/5/10/chartex" xmlns:cx5="http://schemas.microsoft.com/office/drawing/2016/5/11/chartex" xmlns:cx6="http://schemas.microsoft.com/office/drawing/2016/5/12/chartex" xmlns:cx7="http://schemas.microsoft.com/office/drawing/2016/5/13/chartex" xmlns:cx8="http://schemas.microsoft.com/office/drawing/2016/5/14/chartex" xmlns:mc="http://schemas.openxmlformats.org/markup-compatibility/2006" xmlns:aink="http://schemas.microsoft.com/office/drawing/2016/ink" xmlns:am3d="http://schemas.microsoft.com/office/drawing/2017/model3d" xmlns:o="urn:schemas-microsoft-com:office:office" xmlns:oel="http://schemas.microsoft.com/office/2019/extlst" xmlns:r="http://schemas.openxmlformats.org/officeDocument/2006/relationships" xmlns:m="http://schemas.openxmlformats.org/officeDocument/2006/math" xmlns:v="urn:schemas-microsoft-com:vml" xmlns:wp14="http://schemas.microsoft.com/office/word/2010/wordprocessingDrawing" xmlns:wp="http://schemas.openxmlformats.org/drawingml/2006/wordprocessingDrawing" xmlns:w10="urn:schemas-microsoft-com:office:word" xmlns:w="http://schemas.openxmlformats.org/wordprocessingml/2006/main" xmlns:w14="http://schemas.microsoft.com/office/word/2010/wordml" xmlns:w15="http://schemas.microsoft.com/office/word/2012/wordml" xmlns:w16cex="http://schemas.microsoft.com/office/word/2018/wordml/cex" xmlns:w16cid="http://schemas.microsoft.com/office/word/2016/wordml/cid" xmlns:w16="http://schemas.microsoft.com/office/word/2018/wordml" xmlns:w16du="http://schemas.microsoft.com/office/word/2023/wordml/word16du" xmlns:w16sdtdh="http://schemas.microsoft.com/office/word/2020/wordml/sdtdatahash" xmlns:w16sdtfl="http://schemas.microsoft.com/office/word/2024/wordml/sdtformatlock" xmlns:w16se="http://schemas.microsoft.com/office/word/2015/wordml/symex" xmlns:wpg="http://schemas.microsoft.com/office/word/2010/wordprocessingGroup" xmlns:wpi="http://schemas.microsoft.com/office/word/2010/wordprocessingInk" xmlns:wne="http://schemas.microsoft.com/office/word/2006/wordml" xmlns:wps="http://schemas.microsoft.com/office/word/2010/wordprocessingShape" mc:Ignorable="w14 w15 w16se w16cid w16 w16cex w16sdtdh w16sdtfl w16du wp14">
   <w:p>
     <w:pPr>
       <w:pStyle w:val="Header"/>
@@ -10897,7 +10905,7 @@
 </file>
 
 <file path=word/numbering.xml><?xml version="1.0" encoding="utf-8"?>
-<w:numbering xmlns:wpc="http://schemas.microsoft.com/office/word/2010/wordprocessingCanvas" xmlns:cx="http://schemas.microsoft.com/office/drawing/2014/chartex" xmlns:cx1="http://schemas.microsoft.com/office/drawing/2015/9/8/chartex" xmlns:cx2="http://schemas.microsoft.com/office/drawing/2015/10/21/chartex" xmlns:cx3="http://schemas.microsoft.com/office/drawing/2016/5/9/chartex" xmlns:cx4="http://schemas.microsoft.com/office/drawing/2016/5/10/chartex" xmlns:cx5="http://schemas.microsoft.com/office/drawing/2016/5/11/chartex" xmlns:cx6="http://schemas.microsoft.com/office/drawing/2016/5/12/chartex" xmlns:cx7="http://schemas.microsoft.com/office/drawing/2016/5/13/chartex" xmlns:cx8="http://schemas.microsoft.com/office/drawing/2016/5/14/chartex" xmlns:mc="http://schemas.openxmlformats.org/markup-compatibility/2006" xmlns:aink="http://schemas.microsoft.com/office/drawing/2016/ink" xmlns:am3d="http://schemas.microsoft.com/office/drawing/2017/model3d" xmlns:o="urn:schemas-microsoft-com:office:office" xmlns:oel="http://schemas.microsoft.com/office/2019/extlst" xmlns:r="http://schemas.openxmlformats.org/officeDocument/2006/relationships" xmlns:m="http://schemas.openxmlformats.org/officeDocument/2006/math" xmlns:v="urn:schemas-microsoft-com:vml" xmlns:wp14="http://schemas.microsoft.com/office/word/2010/wordprocessingDrawing" xmlns:wp="http://schemas.openxmlformats.org/drawingml/2006/wordprocessingDrawing" xmlns:w10="urn:schemas-microsoft-com:office:word" xmlns:w="http://schemas.openxmlformats.org/wordprocessingml/2006/main" xmlns:w14="http://schemas.microsoft.com/office/word/2010/wordml" xmlns:w15="http://schemas.microsoft.com/office/word/2012/wordml" xmlns:w16cex="http://schemas.microsoft.com/office/word/2018/wordml/cex" xmlns:w16cid="http://schemas.microsoft.com/office/word/2016/wordml/cid" xmlns:w16="http://schemas.microsoft.com/office/word/2018/wordml" xmlns:w16sdtdh="http://schemas.microsoft.com/office/word/2020/wordml/sdtdatahash" xmlns:w16se="http://schemas.microsoft.com/office/word/2015/wordml/symex" xmlns:wpg="http://schemas.microsoft.com/office/word/2010/wordprocessingGroup" xmlns:wpi="http://schemas.microsoft.com/office/word/2010/wordprocessingInk" xmlns:wne="http://schemas.microsoft.com/office/word/2006/wordml" xmlns:wps="http://schemas.microsoft.com/office/word/2010/wordprocessingShape" mc:Ignorable="w14 w15 w16se w16cid w16 w16cex w16sdtdh wp14">
+<w:numbering xmlns:wpc="http://schemas.microsoft.com/office/word/2010/wordprocessingCanvas" xmlns:cx="http://schemas.microsoft.com/office/drawing/2014/chartex" xmlns:cx1="http://schemas.microsoft.com/office/drawing/2015/9/8/chartex" xmlns:cx2="http://schemas.microsoft.com/office/drawing/2015/10/21/chartex" xmlns:cx3="http://schemas.microsoft.com/office/drawing/2016/5/9/chartex" xmlns:cx4="http://schemas.microsoft.com/office/drawing/2016/5/10/chartex" xmlns:cx5="http://schemas.microsoft.com/office/drawing/2016/5/11/chartex" xmlns:cx6="http://schemas.microsoft.com/office/drawing/2016/5/12/chartex" xmlns:cx7="http://schemas.microsoft.com/office/drawing/2016/5/13/chartex" xmlns:cx8="http://schemas.microsoft.com/office/drawing/2016/5/14/chartex" xmlns:mc="http://schemas.openxmlformats.org/markup-compatibility/2006" xmlns:aink="http://schemas.microsoft.com/office/drawing/2016/ink" xmlns:am3d="http://schemas.microsoft.com/office/drawing/2017/model3d" xmlns:o="urn:schemas-microsoft-com:office:office" xmlns:oel="http://schemas.microsoft.com/office/2019/extlst" xmlns:r="http://schemas.openxmlformats.org/officeDocument/2006/relationships" xmlns:m="http://schemas.openxmlformats.org/officeDocument/2006/math" xmlns:v="urn:schemas-microsoft-com:vml" xmlns:wp14="http://schemas.microsoft.com/office/word/2010/wordprocessingDrawing" xmlns:wp="http://schemas.openxmlformats.org/drawingml/2006/wordprocessingDrawing" xmlns:w10="urn:schemas-microsoft-com:office:word" xmlns:w="http://schemas.openxmlformats.org/wordprocessingml/2006/main" xmlns:w14="http://schemas.microsoft.com/office/word/2010/wordml" xmlns:w15="http://schemas.microsoft.com/office/word/2012/wordml" xmlns:w16cex="http://schemas.microsoft.com/office/word/2018/wordml/cex" xmlns:w16cid="http://schemas.microsoft.com/office/word/2016/wordml/cid" xmlns:w16="http://schemas.microsoft.com/office/word/2018/wordml" xmlns:w16du="http://schemas.microsoft.com/office/word/2023/wordml/word16du" xmlns:w16sdtdh="http://schemas.microsoft.com/office/word/2020/wordml/sdtdatahash" xmlns:w16sdtfl="http://schemas.microsoft.com/office/word/2024/wordml/sdtformatlock" xmlns:w16se="http://schemas.microsoft.com/office/word/2015/wordml/symex" xmlns:wpg="http://schemas.microsoft.com/office/word/2010/wordprocessingGroup" xmlns:wpi="http://schemas.microsoft.com/office/word/2010/wordprocessingInk" xmlns:wne="http://schemas.microsoft.com/office/word/2006/wordml" xmlns:wps="http://schemas.microsoft.com/office/word/2010/wordprocessingShape" mc:Ignorable="w14 w15 w16se w16cid w16 w16cex w16sdtdh w16sdtfl w16du wp14">
   <w:abstractNum w:abstractNumId="0" w15:restartNumberingAfterBreak="0">
     <w:nsid w:val="012923AE"/>
     <w:multiLevelType w:val="multilevel"/>
@@ -16475,7 +16483,7 @@
 </file>
 
 <file path=word/styles.xml><?xml version="1.0" encoding="utf-8"?>
-<w:styles xmlns:mc="http://schemas.openxmlformats.org/markup-compatibility/2006" xmlns:r="http://schemas.openxmlformats.org/officeDocument/2006/relationships" xmlns:w="http://schemas.openxmlformats.org/wordprocessingml/2006/main" xmlns:w14="http://schemas.microsoft.com/office/word/2010/wordml" xmlns:w15="http://schemas.microsoft.com/office/word/2012/wordml" xmlns:w16cex="http://schemas.microsoft.com/office/word/2018/wordml/cex" xmlns:w16cid="http://schemas.microsoft.com/office/word/2016/wordml/cid" xmlns:w16="http://schemas.microsoft.com/office/word/2018/wordml" xmlns:w16sdtdh="http://schemas.microsoft.com/office/word/2020/wordml/sdtdatahash" xmlns:w16se="http://schemas.microsoft.com/office/word/2015/wordml/symex" mc:Ignorable="w14 w15 w16se w16cid w16 w16cex w16sdtdh">
+<w:styles xmlns:mc="http://schemas.openxmlformats.org/markup-compatibility/2006" xmlns:r="http://schemas.openxmlformats.org/officeDocument/2006/relationships" xmlns:w="http://schemas.openxmlformats.org/wordprocessingml/2006/main" xmlns:w14="http://schemas.microsoft.com/office/word/2010/wordml" xmlns:w15="http://schemas.microsoft.com/office/word/2012/wordml" xmlns:w16cex="http://schemas.microsoft.com/office/word/2018/wordml/cex" xmlns:w16cid="http://schemas.microsoft.com/office/word/2016/wordml/cid" xmlns:w16="http://schemas.microsoft.com/office/word/2018/wordml" xmlns:w16du="http://schemas.microsoft.com/office/word/2023/wordml/word16du" xmlns:w16sdtdh="http://schemas.microsoft.com/office/word/2020/wordml/sdtdatahash" xmlns:w16sdtfl="http://schemas.microsoft.com/office/word/2024/wordml/sdtformatlock" xmlns:w16se="http://schemas.microsoft.com/office/word/2015/wordml/symex" mc:Ignorable="w14 w15 w16se w16cid w16 w16cex w16sdtdh w16sdtfl w16du">
   <w:docDefaults>
     <w:rPrDefault>
       <w:rPr>
@@ -16868,11 +16876,11 @@
     <w:qFormat/>
     <w:rsid w:val="001B3490"/>
   </w:style>
-  <w:style w:type="paragraph" w:styleId="Judul1">
+  <w:style w:type="paragraph" w:styleId="Heading1">
     <w:name w:val="heading 1"/>
     <w:basedOn w:val="Normal"/>
     <w:next w:val="Normal"/>
-    <w:link w:val="Judul1KAR"/>
+    <w:link w:val="Heading1Char"/>
     <w:uiPriority w:val="9"/>
     <w:qFormat/>
     <w:rsid w:val="001B3490"/>
@@ -16894,11 +16902,11 @@
       <w:szCs w:val="32"/>
     </w:rPr>
   </w:style>
-  <w:style w:type="paragraph" w:styleId="Judul2">
+  <w:style w:type="paragraph" w:styleId="Heading2">
     <w:name w:val="heading 2"/>
     <w:basedOn w:val="Normal"/>
     <w:next w:val="Normal"/>
-    <w:link w:val="Judul2KAR"/>
+    <w:link w:val="Heading2Char"/>
     <w:uiPriority w:val="9"/>
     <w:semiHidden/>
     <w:unhideWhenUsed/>
@@ -16923,11 +16931,11 @@
       <w:szCs w:val="28"/>
     </w:rPr>
   </w:style>
-  <w:style w:type="paragraph" w:styleId="Judul3">
+  <w:style w:type="paragraph" w:styleId="Heading3">
     <w:name w:val="heading 3"/>
     <w:basedOn w:val="Normal"/>
     <w:next w:val="Normal"/>
-    <w:link w:val="Judul3KAR"/>
+    <w:link w:val="Heading3Char"/>
     <w:uiPriority w:val="9"/>
     <w:semiHidden/>
     <w:unhideWhenUsed/>
@@ -16950,11 +16958,11 @@
       <w:szCs w:val="26"/>
     </w:rPr>
   </w:style>
-  <w:style w:type="paragraph" w:styleId="Judul4">
+  <w:style w:type="paragraph" w:styleId="Heading4">
     <w:name w:val="heading 4"/>
     <w:basedOn w:val="Normal"/>
     <w:next w:val="Normal"/>
-    <w:link w:val="Judul4KAR"/>
+    <w:link w:val="Heading4Char"/>
     <w:uiPriority w:val="9"/>
     <w:semiHidden/>
     <w:unhideWhenUsed/>
@@ -16977,11 +16985,11 @@
       <w:szCs w:val="28"/>
     </w:rPr>
   </w:style>
-  <w:style w:type="paragraph" w:styleId="Judul5">
+  <w:style w:type="paragraph" w:styleId="Heading5">
     <w:name w:val="heading 5"/>
     <w:basedOn w:val="Normal"/>
     <w:next w:val="Normal"/>
-    <w:link w:val="Judul5KAR"/>
+    <w:link w:val="Heading5Char"/>
     <w:uiPriority w:val="9"/>
     <w:semiHidden/>
     <w:unhideWhenUsed/>
@@ -17005,11 +17013,11 @@
       <w:szCs w:val="26"/>
     </w:rPr>
   </w:style>
-  <w:style w:type="paragraph" w:styleId="Judul6">
+  <w:style w:type="paragraph" w:styleId="Heading6">
     <w:name w:val="heading 6"/>
     <w:basedOn w:val="Normal"/>
     <w:next w:val="Normal"/>
-    <w:link w:val="Judul6KAR"/>
+    <w:link w:val="Heading6Char"/>
     <w:qFormat/>
     <w:rsid w:val="001B3490"/>
     <w:pPr>
@@ -17027,11 +17035,11 @@
       <w:szCs w:val="22"/>
     </w:rPr>
   </w:style>
-  <w:style w:type="paragraph" w:styleId="Judul7">
+  <w:style w:type="paragraph" w:styleId="Heading7">
     <w:name w:val="heading 7"/>
     <w:basedOn w:val="Normal"/>
     <w:next w:val="Normal"/>
-    <w:link w:val="Judul7KAR"/>
+    <w:link w:val="Heading7Char"/>
     <w:uiPriority w:val="9"/>
     <w:semiHidden/>
     <w:unhideWhenUsed/>
@@ -17051,11 +17059,11 @@
       <w:szCs w:val="24"/>
     </w:rPr>
   </w:style>
-  <w:style w:type="paragraph" w:styleId="Judul8">
+  <w:style w:type="paragraph" w:styleId="Heading8">
     <w:name w:val="heading 8"/>
     <w:basedOn w:val="Normal"/>
     <w:next w:val="Normal"/>
-    <w:link w:val="Judul8KAR"/>
+    <w:link w:val="Heading8Char"/>
     <w:uiPriority w:val="9"/>
     <w:semiHidden/>
     <w:unhideWhenUsed/>
@@ -17077,11 +17085,11 @@
       <w:szCs w:val="24"/>
     </w:rPr>
   </w:style>
-  <w:style w:type="paragraph" w:styleId="Judul9">
+  <w:style w:type="paragraph" w:styleId="Heading9">
     <w:name w:val="heading 9"/>
     <w:basedOn w:val="Normal"/>
     <w:next w:val="Normal"/>
-    <w:link w:val="Judul9KAR"/>
+    <w:link w:val="Heading9Char"/>
     <w:uiPriority w:val="9"/>
     <w:semiHidden/>
     <w:unhideWhenUsed/>
@@ -17101,13 +17109,13 @@
       <w:szCs w:val="22"/>
     </w:rPr>
   </w:style>
-  <w:style w:type="character" w:default="1" w:styleId="FontParagrafDefault">
+  <w:style w:type="character" w:default="1" w:styleId="DefaultParagraphFont">
     <w:name w:val="Default Paragraph Font"/>
     <w:uiPriority w:val="1"/>
     <w:semiHidden/>
     <w:unhideWhenUsed/>
   </w:style>
-  <w:style w:type="table" w:default="1" w:styleId="TabelNormal">
+  <w:style w:type="table" w:default="1" w:styleId="TableNormal">
     <w:name w:val="Normal Table"/>
     <w:uiPriority w:val="99"/>
     <w:semiHidden/>
@@ -17122,16 +17130,16 @@
       </w:tblCellMar>
     </w:tblPr>
   </w:style>
-  <w:style w:type="numbering" w:default="1" w:styleId="TidakAdaDaftar">
+  <w:style w:type="numbering" w:default="1" w:styleId="NoList">
     <w:name w:val="No List"/>
     <w:uiPriority w:val="99"/>
     <w:semiHidden/>
     <w:unhideWhenUsed/>
   </w:style>
-  <w:style w:type="character" w:customStyle="1" w:styleId="Judul1KAR">
-    <w:name w:val="Judul 1 KAR"/>
-    <w:basedOn w:val="FontParagrafDefault"/>
-    <w:link w:val="Judul1"/>
+  <w:style w:type="character" w:customStyle="1" w:styleId="Heading1Char">
+    <w:name w:val="Heading 1 Char"/>
+    <w:basedOn w:val="DefaultParagraphFont"/>
+    <w:link w:val="Heading1"/>
     <w:uiPriority w:val="9"/>
     <w:rsid w:val="001B3490"/>
     <w:rPr>
@@ -17143,10 +17151,10 @@
       <w:szCs w:val="32"/>
     </w:rPr>
   </w:style>
-  <w:style w:type="character" w:customStyle="1" w:styleId="Judul2KAR">
-    <w:name w:val="Judul 2 KAR"/>
-    <w:basedOn w:val="FontParagrafDefault"/>
-    <w:link w:val="Judul2"/>
+  <w:style w:type="character" w:customStyle="1" w:styleId="Heading2Char">
+    <w:name w:val="Heading 2 Char"/>
+    <w:basedOn w:val="DefaultParagraphFont"/>
+    <w:link w:val="Heading2"/>
     <w:uiPriority w:val="9"/>
     <w:semiHidden/>
     <w:rsid w:val="001B3490"/>
@@ -17160,10 +17168,10 @@
       <w:szCs w:val="28"/>
     </w:rPr>
   </w:style>
-  <w:style w:type="character" w:customStyle="1" w:styleId="Judul3KAR">
-    <w:name w:val="Judul 3 KAR"/>
-    <w:basedOn w:val="FontParagrafDefault"/>
-    <w:link w:val="Judul3"/>
+  <w:style w:type="character" w:customStyle="1" w:styleId="Heading3Char">
+    <w:name w:val="Heading 3 Char"/>
+    <w:basedOn w:val="DefaultParagraphFont"/>
+    <w:link w:val="Heading3"/>
     <w:uiPriority w:val="9"/>
     <w:semiHidden/>
     <w:rsid w:val="001B3490"/>
@@ -17175,10 +17183,10 @@
       <w:szCs w:val="26"/>
     </w:rPr>
   </w:style>
-  <w:style w:type="character" w:customStyle="1" w:styleId="Judul4KAR">
-    <w:name w:val="Judul 4 KAR"/>
-    <w:basedOn w:val="FontParagrafDefault"/>
-    <w:link w:val="Judul4"/>
+  <w:style w:type="character" w:customStyle="1" w:styleId="Heading4Char">
+    <w:name w:val="Heading 4 Char"/>
+    <w:basedOn w:val="DefaultParagraphFont"/>
+    <w:link w:val="Heading4"/>
     <w:uiPriority w:val="9"/>
     <w:semiHidden/>
     <w:rsid w:val="001B3490"/>
@@ -17190,10 +17198,10 @@
       <w:szCs w:val="28"/>
     </w:rPr>
   </w:style>
-  <w:style w:type="character" w:customStyle="1" w:styleId="Judul5KAR">
-    <w:name w:val="Judul 5 KAR"/>
-    <w:basedOn w:val="FontParagrafDefault"/>
-    <w:link w:val="Judul5"/>
+  <w:style w:type="character" w:customStyle="1" w:styleId="Heading5Char">
+    <w:name w:val="Heading 5 Char"/>
+    <w:basedOn w:val="DefaultParagraphFont"/>
+    <w:link w:val="Heading5"/>
     <w:uiPriority w:val="9"/>
     <w:semiHidden/>
     <w:rsid w:val="001B3490"/>
@@ -17207,10 +17215,10 @@
       <w:szCs w:val="26"/>
     </w:rPr>
   </w:style>
-  <w:style w:type="character" w:customStyle="1" w:styleId="Judul6KAR">
-    <w:name w:val="Judul 6 KAR"/>
-    <w:basedOn w:val="FontParagrafDefault"/>
-    <w:link w:val="Judul6"/>
+  <w:style w:type="character" w:customStyle="1" w:styleId="Heading6Char">
+    <w:name w:val="Heading 6 Char"/>
+    <w:basedOn w:val="DefaultParagraphFont"/>
+    <w:link w:val="Heading6"/>
     <w:rsid w:val="001B3490"/>
     <w:rPr>
       <w:b/>
@@ -17219,10 +17227,10 @@
       <w:szCs w:val="22"/>
     </w:rPr>
   </w:style>
-  <w:style w:type="character" w:customStyle="1" w:styleId="Judul7KAR">
-    <w:name w:val="Judul 7 KAR"/>
-    <w:basedOn w:val="FontParagrafDefault"/>
-    <w:link w:val="Judul7"/>
+  <w:style w:type="character" w:customStyle="1" w:styleId="Heading7Char">
+    <w:name w:val="Heading 7 Char"/>
+    <w:basedOn w:val="DefaultParagraphFont"/>
+    <w:link w:val="Heading7"/>
     <w:uiPriority w:val="9"/>
     <w:semiHidden/>
     <w:rsid w:val="001B3490"/>
@@ -17232,10 +17240,10 @@
       <w:szCs w:val="24"/>
     </w:rPr>
   </w:style>
-  <w:style w:type="character" w:customStyle="1" w:styleId="Judul8KAR">
-    <w:name w:val="Judul 8 KAR"/>
-    <w:basedOn w:val="FontParagrafDefault"/>
-    <w:link w:val="Judul8"/>
+  <w:style w:type="character" w:customStyle="1" w:styleId="Heading8Char">
+    <w:name w:val="Heading 8 Char"/>
+    <w:basedOn w:val="DefaultParagraphFont"/>
+    <w:link w:val="Heading8"/>
     <w:uiPriority w:val="9"/>
     <w:semiHidden/>
     <w:rsid w:val="001B3490"/>
@@ -17247,10 +17255,10 @@
       <w:szCs w:val="24"/>
     </w:rPr>
   </w:style>
-  <w:style w:type="character" w:customStyle="1" w:styleId="Judul9KAR">
-    <w:name w:val="Judul 9 KAR"/>
-    <w:basedOn w:val="FontParagrafDefault"/>
-    <w:link w:val="Judul9"/>
+  <w:style w:type="character" w:customStyle="1" w:styleId="Heading9Char">
+    <w:name w:val="Heading 9 Char"/>
+    <w:basedOn w:val="DefaultParagraphFont"/>
+    <w:link w:val="Heading9"/>
     <w:uiPriority w:val="9"/>
     <w:semiHidden/>
     <w:rsid w:val="001B3490"/>
@@ -17260,11 +17268,11 @@
       <w:szCs w:val="22"/>
     </w:rPr>
   </w:style>
-  <w:style w:type="paragraph" w:styleId="DaftarParagraf">
+  <w:style w:type="paragraph" w:styleId="ListParagraph">
     <w:name w:val="List Paragraph"/>
     <w:aliases w:val="Body of text,Colorful List - Accent 11,List Paragraph1,Body of text+1,Body of text+2,Body of text+3,List Paragraph11,HEADING 1,Medium Grid 1 - Accent 21,soal jawab,Body of textCxSp,List Paragraph Char Char Char,List Paragraph Char Char"/>
     <w:basedOn w:val="Normal"/>
-    <w:link w:val="DaftarParagrafKAR"/>
+    <w:link w:val="ListParagraphChar"/>
     <w:uiPriority w:val="34"/>
     <w:qFormat/>
     <w:rsid w:val="00A654BC"/>
@@ -17288,10 +17296,10 @@
       <w:szCs w:val="24"/>
     </w:rPr>
   </w:style>
-  <w:style w:type="table" w:styleId="KisiTabel">
+  <w:style w:type="table" w:styleId="TableGrid">
     <w:name w:val="Table Grid"/>
     <w:aliases w:val="Tabel"/>
-    <w:basedOn w:val="TabelNormal"/>
+    <w:basedOn w:val="TableNormal"/>
     <w:uiPriority w:val="59"/>
     <w:rsid w:val="0035587B"/>
     <w:tblPr>
@@ -17305,10 +17313,10 @@
       </w:tblBorders>
     </w:tblPr>
   </w:style>
-  <w:style w:type="paragraph" w:styleId="TeksBalon">
+  <w:style w:type="paragraph" w:styleId="BalloonText">
     <w:name w:val="Balloon Text"/>
     <w:basedOn w:val="Normal"/>
-    <w:link w:val="TeksBalonKAR"/>
+    <w:link w:val="BalloonTextChar"/>
     <w:uiPriority w:val="99"/>
     <w:semiHidden/>
     <w:unhideWhenUsed/>
@@ -17319,10 +17327,10 @@
       <w:szCs w:val="16"/>
     </w:rPr>
   </w:style>
-  <w:style w:type="character" w:customStyle="1" w:styleId="TeksBalonKAR">
-    <w:name w:val="Teks Balon KAR"/>
-    <w:basedOn w:val="FontParagrafDefault"/>
-    <w:link w:val="TeksBalon"/>
+  <w:style w:type="character" w:customStyle="1" w:styleId="BalloonTextChar">
+    <w:name w:val="Balloon Text Char"/>
+    <w:basedOn w:val="DefaultParagraphFont"/>
+    <w:link w:val="BalloonText"/>
     <w:uiPriority w:val="99"/>
     <w:semiHidden/>
     <w:rsid w:val="00FD3458"/>
@@ -17332,7 +17340,7 @@
       <w:szCs w:val="16"/>
     </w:rPr>
   </w:style>
-  <w:style w:type="paragraph" w:styleId="TidakAdaSpasi">
+  <w:style w:type="paragraph" w:styleId="NoSpacing">
     <w:name w:val="No Spacing"/>
     <w:uiPriority w:val="99"/>
     <w:qFormat/>
@@ -17358,10 +17366,10 @@
       <w:lang w:val="id-ID" w:eastAsia="id-ID"/>
     </w:rPr>
   </w:style>
-  <w:style w:type="character" w:customStyle="1" w:styleId="DaftarParagrafKAR">
-    <w:name w:val="Daftar Paragraf KAR"/>
-    <w:aliases w:val="Body of text KAR,Colorful List - Accent 11 KAR,List Paragraph1 KAR,Body of text+1 KAR,Body of text+2 KAR,Body of text+3 KAR,List Paragraph11 KAR,HEADING 1 KAR,Medium Grid 1 - Accent 21 KAR,soal jawab KAR,Body of textCxSp KAR"/>
-    <w:link w:val="DaftarParagraf"/>
+  <w:style w:type="character" w:customStyle="1" w:styleId="ListParagraphChar">
+    <w:name w:val="List Paragraph Char"/>
+    <w:aliases w:val="Body of text Char,Colorful List - Accent 11 Char,List Paragraph1 Char,Body of text+1 Char,Body of text+2 Char,Body of text+3 Char,List Paragraph11 Char,HEADING 1 Char,Medium Grid 1 - Accent 21 Char,soal jawab Char"/>
+    <w:link w:val="ListParagraph"/>
     <w:uiPriority w:val="34"/>
     <w:qFormat/>
     <w:locked/>
@@ -17370,7 +17378,7 @@
   <w:style w:type="paragraph" w:styleId="Header">
     <w:name w:val="header"/>
     <w:basedOn w:val="Normal"/>
-    <w:link w:val="HeaderKAR"/>
+    <w:link w:val="HeaderChar"/>
     <w:uiPriority w:val="99"/>
     <w:unhideWhenUsed/>
     <w:rsid w:val="001C7B89"/>
@@ -17381,9 +17389,9 @@
       </w:tabs>
     </w:pPr>
   </w:style>
-  <w:style w:type="character" w:customStyle="1" w:styleId="HeaderKAR">
-    <w:name w:val="Header KAR"/>
-    <w:basedOn w:val="FontParagrafDefault"/>
+  <w:style w:type="character" w:customStyle="1" w:styleId="HeaderChar">
+    <w:name w:val="Header Char"/>
+    <w:basedOn w:val="DefaultParagraphFont"/>
     <w:link w:val="Header"/>
     <w:uiPriority w:val="99"/>
     <w:rsid w:val="001C7B89"/>
@@ -17391,7 +17399,7 @@
   <w:style w:type="paragraph" w:styleId="Footer">
     <w:name w:val="footer"/>
     <w:basedOn w:val="Normal"/>
-    <w:link w:val="FooterKAR"/>
+    <w:link w:val="FooterChar"/>
     <w:uiPriority w:val="99"/>
     <w:unhideWhenUsed/>
     <w:rsid w:val="001C7B89"/>
@@ -17402,16 +17410,16 @@
       </w:tabs>
     </w:pPr>
   </w:style>
-  <w:style w:type="character" w:customStyle="1" w:styleId="FooterKAR">
-    <w:name w:val="Footer KAR"/>
-    <w:basedOn w:val="FontParagrafDefault"/>
+  <w:style w:type="character" w:customStyle="1" w:styleId="FooterChar">
+    <w:name w:val="Footer Char"/>
+    <w:basedOn w:val="DefaultParagraphFont"/>
     <w:link w:val="Footer"/>
     <w:uiPriority w:val="99"/>
     <w:rsid w:val="001C7B89"/>
   </w:style>
   <w:style w:type="character" w:styleId="Hyperlink">
     <w:name w:val="Hyperlink"/>
-    <w:basedOn w:val="FontParagrafDefault"/>
+    <w:basedOn w:val="DefaultParagraphFont"/>
     <w:uiPriority w:val="99"/>
     <w:unhideWhenUsed/>
     <w:rsid w:val="006F07A1"/>
@@ -17420,9 +17428,9 @@
       <w:u w:val="single"/>
     </w:rPr>
   </w:style>
-  <w:style w:type="character" w:styleId="SebutanYangBelumTerselesaikan">
+  <w:style w:type="character" w:styleId="UnresolvedMention">
     <w:name w:val="Unresolved Mention"/>
-    <w:basedOn w:val="FontParagrafDefault"/>
+    <w:basedOn w:val="DefaultParagraphFont"/>
     <w:uiPriority w:val="99"/>
     <w:semiHidden/>
     <w:unhideWhenUsed/>
@@ -17432,9 +17440,9 @@
       <w:shd w:val="clear" w:color="auto" w:fill="E1DFDD"/>
     </w:rPr>
   </w:style>
-  <w:style w:type="character" w:styleId="Kuat">
+  <w:style w:type="character" w:styleId="Strong">
     <w:name w:val="Strong"/>
-    <w:basedOn w:val="FontParagrafDefault"/>
+    <w:basedOn w:val="DefaultParagraphFont"/>
     <w:uiPriority w:val="22"/>
     <w:qFormat/>
     <w:rsid w:val="00A95855"/>
